--- a/lessons/9-2/readiness/practice.docx
+++ b/lessons/9-2/readiness/practice.docx
@@ -101,7 +101,1121 @@
     </w:p>
     <w:p>
       <w:pPr>
-        <w:spacing w:after="120" w:before="0"/>
+        <w:spacing w:after="60" w:before="120"/>
+      </w:pPr>
+      <w:r>
+        <w:rPr>
+          <w:b/>
+          <w:bCs/>
+          <w:color w:val="0F2B3C"/>
+          <w:sz w:val="24"/>
+          <w:szCs w:val="24"/>
+        </w:rPr>
+        <w:t xml:space="preserve">Vocabulary Anchor Box</w:t>
+      </w:r>
+    </w:p>
+    <w:tbl>
+      <w:tblPr>
+        <w:tblW w:type="dxa" w:w="9360"/>
+        <w:tblBorders>
+          <w:top w:val="single" w:color="C7D2DD" w:sz="6"/>
+          <w:left w:val="single" w:color="C7D2DD" w:sz="6"/>
+          <w:bottom w:val="single" w:color="C7D2DD" w:sz="6"/>
+          <w:right w:val="single" w:color="C7D2DD" w:sz="6"/>
+          <w:insideH w:val="single" w:color="C7D2DD" w:sz="6"/>
+          <w:insideV w:val="single" w:color="C7D2DD" w:sz="6"/>
+        </w:tblBorders>
+      </w:tblPr>
+      <w:tblGrid>
+        <w:gridCol w:w="1800"/>
+        <w:gridCol w:w="3160"/>
+        <w:gridCol w:w="2200"/>
+        <w:gridCol w:w="2200"/>
+      </w:tblGrid>
+      <w:tr>
+        <w:trPr>
+          <w:cantSplit/>
+          <w:tblHeader/>
+        </w:trPr>
+        <w:tc>
+          <w:tcPr>
+            <w:tcW w:type="dxa" w:w="1800"/>
+            <w:shd w:fill="EEF4F8" w:color="auto" w:val="clear"/>
+            <w:tcMar>
+              <w:top w:type="dxa" w:w="60"/>
+              <w:left w:type="dxa" w:w="100"/>
+              <w:bottom w:type="dxa" w:w="60"/>
+              <w:right w:type="dxa" w:w="100"/>
+            </w:tcMar>
+          </w:tcPr>
+          <w:p>
+            <w:pPr>
+              <w:spacing w:after="0" w:before="0"/>
+            </w:pPr>
+            <w:r>
+              <w:rPr>
+                <w:b/>
+                <w:bCs/>
+                <w:color w:val="0F2B3C"/>
+                <w:sz w:val="18"/>
+                <w:szCs w:val="18"/>
+              </w:rPr>
+              <w:t xml:space="preserve">Concept Term</w:t>
+            </w:r>
+          </w:p>
+        </w:tc>
+        <w:tc>
+          <w:tcPr>
+            <w:tcW w:type="dxa" w:w="3160"/>
+            <w:shd w:fill="EEF4F8" w:color="auto" w:val="clear"/>
+            <w:tcMar>
+              <w:top w:type="dxa" w:w="60"/>
+              <w:left w:type="dxa" w:w="100"/>
+              <w:bottom w:type="dxa" w:w="60"/>
+              <w:right w:type="dxa" w:w="100"/>
+            </w:tcMar>
+          </w:tcPr>
+          <w:p>
+            <w:pPr>
+              <w:spacing w:after="0" w:before="0"/>
+            </w:pPr>
+            <w:r>
+              <w:rPr>
+                <w:b/>
+                <w:bCs/>
+                <w:color w:val="0F2B3C"/>
+                <w:sz w:val="18"/>
+                <w:szCs w:val="18"/>
+              </w:rPr>
+              <w:t xml:space="preserve">Student-Friendly Definition</w:t>
+            </w:r>
+          </w:p>
+        </w:tc>
+        <w:tc>
+          <w:tcPr>
+            <w:tcW w:type="dxa" w:w="2200"/>
+            <w:shd w:fill="EEF4F8" w:color="auto" w:val="clear"/>
+            <w:tcMar>
+              <w:top w:type="dxa" w:w="60"/>
+              <w:left w:type="dxa" w:w="100"/>
+              <w:bottom w:type="dxa" w:w="60"/>
+              <w:right w:type="dxa" w:w="100"/>
+            </w:tcMar>
+          </w:tcPr>
+          <w:p>
+            <w:pPr>
+              <w:spacing w:after="0" w:before="0"/>
+            </w:pPr>
+            <w:r>
+              <w:rPr>
+                <w:b/>
+                <w:bCs/>
+                <w:color w:val="0F2B3C"/>
+                <w:sz w:val="18"/>
+                <w:szCs w:val="18"/>
+              </w:rPr>
+              <w:t xml:space="preserve">Non-Example</w:t>
+            </w:r>
+          </w:p>
+        </w:tc>
+        <w:tc>
+          <w:tcPr>
+            <w:tcW w:type="dxa" w:w="2200"/>
+            <w:shd w:fill="EEF4F8" w:color="auto" w:val="clear"/>
+            <w:tcMar>
+              <w:top w:type="dxa" w:w="60"/>
+              <w:left w:type="dxa" w:w="100"/>
+              <w:bottom w:type="dxa" w:w="60"/>
+              <w:right w:type="dxa" w:w="100"/>
+            </w:tcMar>
+          </w:tcPr>
+          <w:p>
+            <w:pPr>
+              <w:spacing w:after="0" w:before="0"/>
+            </w:pPr>
+            <w:r>
+              <w:rPr>
+                <w:b/>
+                <w:bCs/>
+                <w:color w:val="0F2B3C"/>
+                <w:sz w:val="18"/>
+                <w:szCs w:val="18"/>
+              </w:rPr>
+              <w:t xml:space="preserve">Visual Clue</w:t>
+            </w:r>
+          </w:p>
+        </w:tc>
+      </w:tr>
+      <w:tr>
+        <w:trPr>
+          <w:cantSplit/>
+        </w:trPr>
+        <w:tc>
+          <w:tcPr>
+            <w:tcW w:type="dxa" w:w="1800"/>
+            <w:tcMar>
+              <w:top w:type="dxa" w:w="60"/>
+              <w:left w:type="dxa" w:w="100"/>
+              <w:bottom w:type="dxa" w:w="60"/>
+              <w:right w:type="dxa" w:w="100"/>
+            </w:tcMar>
+            <w:vAlign w:val="top"/>
+          </w:tcPr>
+          <w:p>
+            <w:pPr>
+              <w:spacing w:after="20" w:before="0"/>
+            </w:pPr>
+            <w:r>
+              <w:rPr>
+                <w:b/>
+                <w:bCs/>
+                <w:color w:val="0F2B3C"/>
+                <w:sz w:val="20"/>
+                <w:szCs w:val="20"/>
+              </w:rPr>
+              <w:t xml:space="preserve">graph</w:t>
+            </w:r>
+          </w:p>
+          <w:p>
+            <w:pPr>
+              <w:spacing w:after="0" w:before="0"/>
+            </w:pPr>
+            <w:r>
+              <w:rPr>
+                <w:i/>
+                <w:iCs/>
+                <w:color w:val="5E6E7E"/>
+                <w:sz w:val="18"/>
+                <w:szCs w:val="18"/>
+              </w:rPr>
+              <w:t xml:space="preserve">gráfica</w:t>
+            </w:r>
+          </w:p>
+        </w:tc>
+        <w:tc>
+          <w:tcPr>
+            <w:tcW w:type="dxa" w:w="3160"/>
+            <w:tcMar>
+              <w:top w:type="dxa" w:w="60"/>
+              <w:left w:type="dxa" w:w="100"/>
+              <w:bottom w:type="dxa" w:w="60"/>
+              <w:right w:type="dxa" w:w="100"/>
+            </w:tcMar>
+            <w:vAlign w:val="top"/>
+          </w:tcPr>
+          <w:p>
+            <w:pPr>
+              <w:spacing w:after="0" w:before="0"/>
+            </w:pPr>
+            <w:r>
+              <w:rPr>
+                <w:sz w:val="19"/>
+                <w:szCs w:val="19"/>
+              </w:rPr>
+              <w:t xml:space="preserve">A picture on a coordinate plane that shows how two quantities are related.</w:t>
+            </w:r>
+          </w:p>
+        </w:tc>
+        <w:tc>
+          <w:tcPr>
+            <w:tcW w:type="dxa" w:w="2200"/>
+            <w:tcMar>
+              <w:top w:type="dxa" w:w="60"/>
+              <w:left w:type="dxa" w:w="100"/>
+              <w:bottom w:type="dxa" w:w="60"/>
+              <w:right w:type="dxa" w:w="100"/>
+            </w:tcMar>
+            <w:vAlign w:val="top"/>
+          </w:tcPr>
+          <w:p>
+            <w:pPr>
+              <w:spacing w:after="30" w:before="0"/>
+            </w:pPr>
+            <w:r>
+              <w:rPr>
+                <w:i/>
+                <w:iCs/>
+                <w:color w:val="5E6E7E"/>
+                <w:sz w:val="18"/>
+                <w:szCs w:val="18"/>
+              </w:rPr>
+              <w:t xml:space="preserve">Not graph: write a counter-example that does not fit the rule.</w:t>
+            </w:r>
+          </w:p>
+          <w:p>
+            <w:pPr>
+              <w:spacing w:after="50" w:before="0"/>
+            </w:pPr>
+            <w:r>
+              <w:rPr>
+                <w:color w:val="BBBBBB"/>
+                <w:sz w:val="18"/>
+                <w:szCs w:val="18"/>
+              </w:rPr>
+              <w:t xml:space="preserve">____________________________</w:t>
+            </w:r>
+          </w:p>
+        </w:tc>
+        <w:tc>
+          <w:tcPr>
+            <w:tcW w:type="dxa" w:w="2200"/>
+            <w:tcMar>
+              <w:top w:type="dxa" w:w="60"/>
+              <w:left w:type="dxa" w:w="100"/>
+              <w:bottom w:type="dxa" w:w="60"/>
+              <w:right w:type="dxa" w:w="100"/>
+            </w:tcMar>
+            <w:vAlign w:val="top"/>
+          </w:tcPr>
+          <w:p>
+            <w:pPr>
+              <w:spacing w:after="0" w:before="0"/>
+            </w:pPr>
+            <w:r>
+              <w:rPr>
+                <w:i/>
+                <w:iCs/>
+                <w:color w:val="5E6E7E"/>
+                <w:sz w:val="18"/>
+                <w:szCs w:val="18"/>
+              </w:rPr>
+              <w:t xml:space="preserve">Points (1, 45), (2, 90), (3, 135) climbing left to right — cost by tickets.</w:t>
+            </w:r>
+          </w:p>
+        </w:tc>
+      </w:tr>
+      <w:tr>
+        <w:trPr>
+          <w:cantSplit/>
+        </w:trPr>
+        <w:tc>
+          <w:tcPr>
+            <w:tcW w:type="dxa" w:w="1800"/>
+            <w:tcMar>
+              <w:top w:type="dxa" w:w="60"/>
+              <w:left w:type="dxa" w:w="100"/>
+              <w:bottom w:type="dxa" w:w="60"/>
+              <w:right w:type="dxa" w:w="100"/>
+            </w:tcMar>
+            <w:vAlign w:val="top"/>
+          </w:tcPr>
+          <w:p>
+            <w:pPr>
+              <w:spacing w:after="20" w:before="0"/>
+            </w:pPr>
+            <w:r>
+              <w:rPr>
+                <w:b/>
+                <w:bCs/>
+                <w:color w:val="0F2B3C"/>
+                <w:sz w:val="20"/>
+                <w:szCs w:val="20"/>
+              </w:rPr>
+              <w:t xml:space="preserve">table of values</w:t>
+            </w:r>
+          </w:p>
+          <w:p>
+            <w:pPr>
+              <w:spacing w:after="0" w:before="0"/>
+            </w:pPr>
+            <w:r>
+              <w:rPr>
+                <w:i/>
+                <w:iCs/>
+                <w:color w:val="5E6E7E"/>
+                <w:sz w:val="18"/>
+                <w:szCs w:val="18"/>
+              </w:rPr>
+              <w:t xml:space="preserve">tabla de valores</w:t>
+            </w:r>
+          </w:p>
+        </w:tc>
+        <w:tc>
+          <w:tcPr>
+            <w:tcW w:type="dxa" w:w="3160"/>
+            <w:tcMar>
+              <w:top w:type="dxa" w:w="60"/>
+              <w:left w:type="dxa" w:w="100"/>
+              <w:bottom w:type="dxa" w:w="60"/>
+              <w:right w:type="dxa" w:w="100"/>
+            </w:tcMar>
+            <w:vAlign w:val="top"/>
+          </w:tcPr>
+          <w:p>
+            <w:pPr>
+              <w:spacing w:after="0" w:before="0"/>
+            </w:pPr>
+            <w:r>
+              <w:rPr>
+                <w:sz w:val="19"/>
+                <w:szCs w:val="19"/>
+              </w:rPr>
+              <w:t xml:space="preserve">A list of matched pairs of values that shows a relationship using numbers.</w:t>
+            </w:r>
+          </w:p>
+        </w:tc>
+        <w:tc>
+          <w:tcPr>
+            <w:tcW w:type="dxa" w:w="2200"/>
+            <w:tcMar>
+              <w:top w:type="dxa" w:w="60"/>
+              <w:left w:type="dxa" w:w="100"/>
+              <w:bottom w:type="dxa" w:w="60"/>
+              <w:right w:type="dxa" w:w="100"/>
+            </w:tcMar>
+            <w:vAlign w:val="top"/>
+          </w:tcPr>
+          <w:p>
+            <w:pPr>
+              <w:spacing w:after="30" w:before="0"/>
+            </w:pPr>
+            <w:r>
+              <w:rPr>
+                <w:i/>
+                <w:iCs/>
+                <w:color w:val="5E6E7E"/>
+                <w:sz w:val="18"/>
+                <w:szCs w:val="18"/>
+              </w:rPr>
+              <w:t xml:space="preserve">Not table of values: write a counter-example that does not fit the rule.</w:t>
+            </w:r>
+          </w:p>
+          <w:p>
+            <w:pPr>
+              <w:spacing w:after="50" w:before="0"/>
+            </w:pPr>
+            <w:r>
+              <w:rPr>
+                <w:color w:val="BBBBBB"/>
+                <w:sz w:val="18"/>
+                <w:szCs w:val="18"/>
+              </w:rPr>
+              <w:t xml:space="preserve">____________________________</w:t>
+            </w:r>
+          </w:p>
+        </w:tc>
+        <w:tc>
+          <w:tcPr>
+            <w:tcW w:type="dxa" w:w="2200"/>
+            <w:tcMar>
+              <w:top w:type="dxa" w:w="60"/>
+              <w:left w:type="dxa" w:w="100"/>
+              <w:bottom w:type="dxa" w:w="60"/>
+              <w:right w:type="dxa" w:w="100"/>
+            </w:tcMar>
+            <w:vAlign w:val="top"/>
+          </w:tcPr>
+          <w:p>
+            <w:pPr>
+              <w:spacing w:after="0" w:before="0"/>
+            </w:pPr>
+            <w:r>
+              <w:rPr>
+                <w:i/>
+                <w:iCs/>
+                <w:color w:val="5E6E7E"/>
+                <w:sz w:val="18"/>
+                <w:szCs w:val="18"/>
+              </w:rPr>
+              <w:t xml:space="preserve">months 1, 2, 4 beside cost 24.95, 49.90, 99.80 — one row per pair.</w:t>
+            </w:r>
+          </w:p>
+        </w:tc>
+      </w:tr>
+      <w:tr>
+        <w:trPr>
+          <w:cantSplit/>
+        </w:trPr>
+        <w:tc>
+          <w:tcPr>
+            <w:tcW w:type="dxa" w:w="1800"/>
+            <w:tcMar>
+              <w:top w:type="dxa" w:w="60"/>
+              <w:left w:type="dxa" w:w="100"/>
+              <w:bottom w:type="dxa" w:w="60"/>
+              <w:right w:type="dxa" w:w="100"/>
+            </w:tcMar>
+            <w:vAlign w:val="top"/>
+          </w:tcPr>
+          <w:p>
+            <w:pPr>
+              <w:spacing w:after="20" w:before="0"/>
+            </w:pPr>
+            <w:r>
+              <w:rPr>
+                <w:b/>
+                <w:bCs/>
+                <w:color w:val="0F2B3C"/>
+                <w:sz w:val="20"/>
+                <w:szCs w:val="20"/>
+              </w:rPr>
+              <w:t xml:space="preserve">ordered pair</w:t>
+            </w:r>
+          </w:p>
+          <w:p>
+            <w:pPr>
+              <w:spacing w:after="0" w:before="0"/>
+            </w:pPr>
+            <w:r>
+              <w:rPr>
+                <w:i/>
+                <w:iCs/>
+                <w:color w:val="5E6E7E"/>
+                <w:sz w:val="18"/>
+                <w:szCs w:val="18"/>
+              </w:rPr>
+              <w:t xml:space="preserve">par ordenado</w:t>
+            </w:r>
+          </w:p>
+        </w:tc>
+        <w:tc>
+          <w:tcPr>
+            <w:tcW w:type="dxa" w:w="3160"/>
+            <w:tcMar>
+              <w:top w:type="dxa" w:w="60"/>
+              <w:left w:type="dxa" w:w="100"/>
+              <w:bottom w:type="dxa" w:w="60"/>
+              <w:right w:type="dxa" w:w="100"/>
+            </w:tcMar>
+            <w:vAlign w:val="top"/>
+          </w:tcPr>
+          <w:p>
+            <w:pPr>
+              <w:spacing w:after="0" w:before="0"/>
+            </w:pPr>
+            <w:r>
+              <w:rPr>
+                <w:sz w:val="19"/>
+                <w:szCs w:val="19"/>
+              </w:rPr>
+              <w:t xml:space="preserve">Two numbers written as (x, y) that name one point on a graph. The independent variable comes first.</w:t>
+            </w:r>
+          </w:p>
+        </w:tc>
+        <w:tc>
+          <w:tcPr>
+            <w:tcW w:type="dxa" w:w="2200"/>
+            <w:tcMar>
+              <w:top w:type="dxa" w:w="60"/>
+              <w:left w:type="dxa" w:w="100"/>
+              <w:bottom w:type="dxa" w:w="60"/>
+              <w:right w:type="dxa" w:w="100"/>
+            </w:tcMar>
+            <w:vAlign w:val="top"/>
+          </w:tcPr>
+          <w:p>
+            <w:pPr>
+              <w:spacing w:after="30" w:before="0"/>
+            </w:pPr>
+            <w:r>
+              <w:rPr>
+                <w:i/>
+                <w:iCs/>
+                <w:color w:val="5E6E7E"/>
+                <w:sz w:val="18"/>
+                <w:szCs w:val="18"/>
+              </w:rPr>
+              <w:t xml:space="preserve">Not ordered pair: write a counter-example that does not fit the rule.</w:t>
+            </w:r>
+          </w:p>
+          <w:p>
+            <w:pPr>
+              <w:spacing w:after="50" w:before="0"/>
+            </w:pPr>
+            <w:r>
+              <w:rPr>
+                <w:color w:val="BBBBBB"/>
+                <w:sz w:val="18"/>
+                <w:szCs w:val="18"/>
+              </w:rPr>
+              <w:t xml:space="preserve">____________________________</w:t>
+            </w:r>
+          </w:p>
+        </w:tc>
+        <w:tc>
+          <w:tcPr>
+            <w:tcW w:type="dxa" w:w="2200"/>
+            <w:tcMar>
+              <w:top w:type="dxa" w:w="60"/>
+              <w:left w:type="dxa" w:w="100"/>
+              <w:bottom w:type="dxa" w:w="60"/>
+              <w:right w:type="dxa" w:w="100"/>
+            </w:tcMar>
+            <w:vAlign w:val="top"/>
+          </w:tcPr>
+          <w:p>
+            <w:pPr>
+              <w:spacing w:after="0" w:before="0"/>
+            </w:pPr>
+            <w:r>
+              <w:rPr>
+                <w:i/>
+                <w:iCs/>
+                <w:color w:val="5E6E7E"/>
+                <w:sz w:val="18"/>
+                <w:szCs w:val="18"/>
+              </w:rPr>
+              <w:t xml:space="preserve">(3, 135): 3 tickets cost $135 — the independent quantity comes first.</w:t>
+            </w:r>
+          </w:p>
+        </w:tc>
+      </w:tr>
+      <w:tr>
+        <w:trPr>
+          <w:cantSplit/>
+        </w:trPr>
+        <w:tc>
+          <w:tcPr>
+            <w:tcW w:type="dxa" w:w="1800"/>
+            <w:tcMar>
+              <w:top w:type="dxa" w:w="60"/>
+              <w:left w:type="dxa" w:w="100"/>
+              <w:bottom w:type="dxa" w:w="60"/>
+              <w:right w:type="dxa" w:w="100"/>
+            </w:tcMar>
+            <w:vAlign w:val="top"/>
+          </w:tcPr>
+          <w:p>
+            <w:pPr>
+              <w:spacing w:after="20" w:before="0"/>
+            </w:pPr>
+            <w:r>
+              <w:rPr>
+                <w:b/>
+                <w:bCs/>
+                <w:color w:val="0F2B3C"/>
+                <w:sz w:val="20"/>
+                <w:szCs w:val="20"/>
+              </w:rPr>
+              <w:t xml:space="preserve">axis</w:t>
+            </w:r>
+          </w:p>
+          <w:p>
+            <w:pPr>
+              <w:spacing w:after="0" w:before="0"/>
+            </w:pPr>
+            <w:r>
+              <w:rPr>
+                <w:i/>
+                <w:iCs/>
+                <w:color w:val="5E6E7E"/>
+                <w:sz w:val="18"/>
+                <w:szCs w:val="18"/>
+              </w:rPr>
+              <w:t xml:space="preserve">eje</w:t>
+            </w:r>
+          </w:p>
+        </w:tc>
+        <w:tc>
+          <w:tcPr>
+            <w:tcW w:type="dxa" w:w="3160"/>
+            <w:tcMar>
+              <w:top w:type="dxa" w:w="60"/>
+              <w:left w:type="dxa" w:w="100"/>
+              <w:bottom w:type="dxa" w:w="60"/>
+              <w:right w:type="dxa" w:w="100"/>
+            </w:tcMar>
+            <w:vAlign w:val="top"/>
+          </w:tcPr>
+          <w:p>
+            <w:pPr>
+              <w:spacing w:after="0" w:before="0"/>
+            </w:pPr>
+            <w:r>
+              <w:rPr>
+                <w:sz w:val="19"/>
+                <w:szCs w:val="19"/>
+              </w:rPr>
+              <w:t xml:space="preserve">One of the two number lines that frame a graph. Each axis is labeled with a quantity from the problem.</w:t>
+            </w:r>
+          </w:p>
+        </w:tc>
+        <w:tc>
+          <w:tcPr>
+            <w:tcW w:type="dxa" w:w="2200"/>
+            <w:tcMar>
+              <w:top w:type="dxa" w:w="60"/>
+              <w:left w:type="dxa" w:w="100"/>
+              <w:bottom w:type="dxa" w:w="60"/>
+              <w:right w:type="dxa" w:w="100"/>
+            </w:tcMar>
+            <w:vAlign w:val="top"/>
+          </w:tcPr>
+          <w:p>
+            <w:pPr>
+              <w:spacing w:after="30" w:before="0"/>
+            </w:pPr>
+            <w:r>
+              <w:rPr>
+                <w:i/>
+                <w:iCs/>
+                <w:color w:val="5E6E7E"/>
+                <w:sz w:val="18"/>
+                <w:szCs w:val="18"/>
+              </w:rPr>
+              <w:t xml:space="preserve">Not axis: write a counter-example that does not fit the rule.</w:t>
+            </w:r>
+          </w:p>
+          <w:p>
+            <w:pPr>
+              <w:spacing w:after="50" w:before="0"/>
+            </w:pPr>
+            <w:r>
+              <w:rPr>
+                <w:color w:val="BBBBBB"/>
+                <w:sz w:val="18"/>
+                <w:szCs w:val="18"/>
+              </w:rPr>
+              <w:t xml:space="preserve">____________________________</w:t>
+            </w:r>
+          </w:p>
+        </w:tc>
+        <w:tc>
+          <w:tcPr>
+            <w:tcW w:type="dxa" w:w="2200"/>
+            <w:tcMar>
+              <w:top w:type="dxa" w:w="60"/>
+              <w:left w:type="dxa" w:w="100"/>
+              <w:bottom w:type="dxa" w:w="60"/>
+              <w:right w:type="dxa" w:w="100"/>
+            </w:tcMar>
+            <w:vAlign w:val="top"/>
+          </w:tcPr>
+          <w:p>
+            <w:pPr>
+              <w:spacing w:after="0" w:before="0"/>
+            </w:pPr>
+            <w:r>
+              <w:rPr>
+                <w:i/>
+                <w:iCs/>
+                <w:color w:val="5E6E7E"/>
+                <w:sz w:val="18"/>
+                <w:szCs w:val="18"/>
+              </w:rPr>
+              <w:t xml:space="preserve">Horizontal axis: months. Vertical axis: total cost.</w:t>
+            </w:r>
+          </w:p>
+        </w:tc>
+      </w:tr>
+      <w:tr>
+        <w:trPr>
+          <w:cantSplit/>
+        </w:trPr>
+        <w:tc>
+          <w:tcPr>
+            <w:tcW w:type="dxa" w:w="1800"/>
+            <w:tcMar>
+              <w:top w:type="dxa" w:w="60"/>
+              <w:left w:type="dxa" w:w="100"/>
+              <w:bottom w:type="dxa" w:w="60"/>
+              <w:right w:type="dxa" w:w="100"/>
+            </w:tcMar>
+            <w:vAlign w:val="top"/>
+          </w:tcPr>
+          <w:p>
+            <w:pPr>
+              <w:spacing w:after="20" w:before="0"/>
+            </w:pPr>
+            <w:r>
+              <w:rPr>
+                <w:b/>
+                <w:bCs/>
+                <w:color w:val="0F2B3C"/>
+                <w:sz w:val="20"/>
+                <w:szCs w:val="20"/>
+              </w:rPr>
+              <w:t xml:space="preserve">coordinates</w:t>
+            </w:r>
+          </w:p>
+          <w:p>
+            <w:pPr>
+              <w:spacing w:after="0" w:before="0"/>
+            </w:pPr>
+            <w:r>
+              <w:rPr>
+                <w:i/>
+                <w:iCs/>
+                <w:color w:val="5E6E7E"/>
+                <w:sz w:val="18"/>
+                <w:szCs w:val="18"/>
+              </w:rPr>
+              <w:t xml:space="preserve">coordenadas</w:t>
+            </w:r>
+          </w:p>
+        </w:tc>
+        <w:tc>
+          <w:tcPr>
+            <w:tcW w:type="dxa" w:w="3160"/>
+            <w:tcMar>
+              <w:top w:type="dxa" w:w="60"/>
+              <w:left w:type="dxa" w:w="100"/>
+              <w:bottom w:type="dxa" w:w="60"/>
+              <w:right w:type="dxa" w:w="100"/>
+            </w:tcMar>
+            <w:vAlign w:val="top"/>
+          </w:tcPr>
+          <w:p>
+            <w:pPr>
+              <w:spacing w:after="0" w:before="0"/>
+            </w:pPr>
+            <w:r>
+              <w:rPr>
+                <w:sz w:val="19"/>
+                <w:szCs w:val="19"/>
+              </w:rPr>
+              <w:t xml:space="preserve">The numbers in an ordered pair that tell how far to move along each axis to reach a point.</w:t>
+            </w:r>
+          </w:p>
+        </w:tc>
+        <w:tc>
+          <w:tcPr>
+            <w:tcW w:type="dxa" w:w="2200"/>
+            <w:tcMar>
+              <w:top w:type="dxa" w:w="60"/>
+              <w:left w:type="dxa" w:w="100"/>
+              <w:bottom w:type="dxa" w:w="60"/>
+              <w:right w:type="dxa" w:w="100"/>
+            </w:tcMar>
+            <w:vAlign w:val="top"/>
+          </w:tcPr>
+          <w:p>
+            <w:pPr>
+              <w:spacing w:after="30" w:before="0"/>
+            </w:pPr>
+            <w:r>
+              <w:rPr>
+                <w:i/>
+                <w:iCs/>
+                <w:color w:val="5E6E7E"/>
+                <w:sz w:val="18"/>
+                <w:szCs w:val="18"/>
+              </w:rPr>
+              <w:t xml:space="preserve">Not coordinates: write a counter-example that does not fit the rule.</w:t>
+            </w:r>
+          </w:p>
+          <w:p>
+            <w:pPr>
+              <w:spacing w:after="50" w:before="0"/>
+            </w:pPr>
+            <w:r>
+              <w:rPr>
+                <w:color w:val="BBBBBB"/>
+                <w:sz w:val="18"/>
+                <w:szCs w:val="18"/>
+              </w:rPr>
+              <w:t xml:space="preserve">____________________________</w:t>
+            </w:r>
+          </w:p>
+        </w:tc>
+        <w:tc>
+          <w:tcPr>
+            <w:tcW w:type="dxa" w:w="2200"/>
+            <w:tcMar>
+              <w:top w:type="dxa" w:w="60"/>
+              <w:left w:type="dxa" w:w="100"/>
+              <w:bottom w:type="dxa" w:w="60"/>
+              <w:right w:type="dxa" w:w="100"/>
+            </w:tcMar>
+            <w:vAlign w:val="top"/>
+          </w:tcPr>
+          <w:p>
+            <w:pPr>
+              <w:spacing w:after="0" w:before="0"/>
+            </w:pPr>
+            <w:r>
+              <w:rPr>
+                <w:i/>
+                <w:iCs/>
+                <w:color w:val="5E6E7E"/>
+                <w:sz w:val="18"/>
+                <w:szCs w:val="18"/>
+              </w:rPr>
+              <w:t xml:space="preserve">In (4, 105), 4 says how far across and 105 how far up.</w:t>
+            </w:r>
+          </w:p>
+        </w:tc>
+      </w:tr>
+      <w:tr>
+        <w:trPr>
+          <w:cantSplit/>
+        </w:trPr>
+        <w:tc>
+          <w:tcPr>
+            <w:tcW w:type="dxa" w:w="1800"/>
+            <w:tcMar>
+              <w:top w:type="dxa" w:w="60"/>
+              <w:left w:type="dxa" w:w="100"/>
+              <w:bottom w:type="dxa" w:w="60"/>
+              <w:right w:type="dxa" w:w="100"/>
+            </w:tcMar>
+            <w:vAlign w:val="top"/>
+          </w:tcPr>
+          <w:p>
+            <w:pPr>
+              <w:spacing w:after="20" w:before="0"/>
+            </w:pPr>
+            <w:r>
+              <w:rPr>
+                <w:b/>
+                <w:bCs/>
+                <w:color w:val="0F2B3C"/>
+                <w:sz w:val="20"/>
+                <w:szCs w:val="20"/>
+              </w:rPr>
+              <w:t xml:space="preserve">Rate of change</w:t>
+            </w:r>
+          </w:p>
+          <w:p>
+            <w:pPr>
+              <w:spacing w:after="0" w:before="0"/>
+            </w:pPr>
+            <w:r>
+              <w:rPr>
+                <w:i/>
+                <w:iCs/>
+                <w:color w:val="5E6E7E"/>
+                <w:sz w:val="18"/>
+                <w:szCs w:val="18"/>
+              </w:rPr>
+              <w:t xml:space="preserve">Tasa de cambio</w:t>
+            </w:r>
+          </w:p>
+        </w:tc>
+        <w:tc>
+          <w:tcPr>
+            <w:tcW w:type="dxa" w:w="3160"/>
+            <w:tcMar>
+              <w:top w:type="dxa" w:w="60"/>
+              <w:left w:type="dxa" w:w="100"/>
+              <w:bottom w:type="dxa" w:w="60"/>
+              <w:right w:type="dxa" w:w="100"/>
+            </w:tcMar>
+            <w:vAlign w:val="top"/>
+          </w:tcPr>
+          <w:p>
+            <w:pPr>
+              <w:spacing w:after="0" w:before="0"/>
+            </w:pPr>
+            <w:r>
+              <w:rPr>
+                <w:sz w:val="19"/>
+                <w:szCs w:val="19"/>
+              </w:rPr>
+              <w:t xml:space="preserve">How much y changes each time x goes up by one.</w:t>
+            </w:r>
+          </w:p>
+        </w:tc>
+        <w:tc>
+          <w:tcPr>
+            <w:tcW w:type="dxa" w:w="2200"/>
+            <w:tcMar>
+              <w:top w:type="dxa" w:w="60"/>
+              <w:left w:type="dxa" w:w="100"/>
+              <w:bottom w:type="dxa" w:w="60"/>
+              <w:right w:type="dxa" w:w="100"/>
+            </w:tcMar>
+            <w:vAlign w:val="top"/>
+          </w:tcPr>
+          <w:p>
+            <w:pPr>
+              <w:spacing w:after="30" w:before="0"/>
+            </w:pPr>
+            <w:r>
+              <w:rPr>
+                <w:i/>
+                <w:iCs/>
+                <w:color w:val="5E6E7E"/>
+                <w:sz w:val="18"/>
+                <w:szCs w:val="18"/>
+              </w:rPr>
+              <w:t xml:space="preserve">Not Rate of change: write a counter-example that does not fit the rule.</w:t>
+            </w:r>
+          </w:p>
+          <w:p>
+            <w:pPr>
+              <w:spacing w:after="50" w:before="0"/>
+            </w:pPr>
+            <w:r>
+              <w:rPr>
+                <w:color w:val="BBBBBB"/>
+                <w:sz w:val="18"/>
+                <w:szCs w:val="18"/>
+              </w:rPr>
+              <w:t xml:space="preserve">____________________________</w:t>
+            </w:r>
+          </w:p>
+        </w:tc>
+        <w:tc>
+          <w:tcPr>
+            <w:tcW w:type="dxa" w:w="2200"/>
+            <w:tcMar>
+              <w:top w:type="dxa" w:w="60"/>
+              <w:left w:type="dxa" w:w="100"/>
+              <w:bottom w:type="dxa" w:w="60"/>
+              <w:right w:type="dxa" w:w="100"/>
+            </w:tcMar>
+            <w:vAlign w:val="top"/>
+          </w:tcPr>
+          <w:p>
+            <w:pPr>
+              <w:spacing w:after="0" w:before="0"/>
+            </w:pPr>
+            <w:r>
+              <w:rPr>
+                <w:i/>
+                <w:iCs/>
+                <w:color w:val="5E6E7E"/>
+                <w:sz w:val="18"/>
+                <w:szCs w:val="18"/>
+              </w:rPr>
+              <w:t xml:space="preserve">Up $4 for each hour.</w:t>
+            </w:r>
+          </w:p>
+        </w:tc>
+      </w:tr>
+      <w:tr>
+        <w:trPr>
+          <w:cantSplit/>
+        </w:trPr>
+        <w:tc>
+          <w:tcPr>
+            <w:tcW w:type="dxa" w:w="1800"/>
+            <w:tcMar>
+              <w:top w:type="dxa" w:w="60"/>
+              <w:left w:type="dxa" w:w="100"/>
+              <w:bottom w:type="dxa" w:w="60"/>
+              <w:right w:type="dxa" w:w="100"/>
+            </w:tcMar>
+            <w:vAlign w:val="top"/>
+          </w:tcPr>
+          <w:p>
+            <w:pPr>
+              <w:spacing w:after="20" w:before="0"/>
+            </w:pPr>
+            <w:r>
+              <w:rPr>
+                <w:b/>
+                <w:bCs/>
+                <w:color w:val="0F2B3C"/>
+                <w:sz w:val="20"/>
+                <w:szCs w:val="20"/>
+              </w:rPr>
+              <w:t xml:space="preserve">Origin</w:t>
+            </w:r>
+          </w:p>
+          <w:p>
+            <w:pPr>
+              <w:spacing w:after="0" w:before="0"/>
+            </w:pPr>
+            <w:r>
+              <w:rPr>
+                <w:i/>
+                <w:iCs/>
+                <w:color w:val="5E6E7E"/>
+                <w:sz w:val="18"/>
+                <w:szCs w:val="18"/>
+              </w:rPr>
+              <w:t xml:space="preserve">Origen</w:t>
+            </w:r>
+          </w:p>
+        </w:tc>
+        <w:tc>
+          <w:tcPr>
+            <w:tcW w:type="dxa" w:w="3160"/>
+            <w:tcMar>
+              <w:top w:type="dxa" w:w="60"/>
+              <w:left w:type="dxa" w:w="100"/>
+              <w:bottom w:type="dxa" w:w="60"/>
+              <w:right w:type="dxa" w:w="100"/>
+            </w:tcMar>
+            <w:vAlign w:val="top"/>
+          </w:tcPr>
+          <w:p>
+            <w:pPr>
+              <w:spacing w:after="0" w:before="0"/>
+            </w:pPr>
+            <w:r>
+              <w:rPr>
+                <w:sz w:val="19"/>
+                <w:szCs w:val="19"/>
+              </w:rPr>
+              <w:t xml:space="preserve">The point (0, 0) where the two axes meet.</w:t>
+            </w:r>
+          </w:p>
+        </w:tc>
+        <w:tc>
+          <w:tcPr>
+            <w:tcW w:type="dxa" w:w="2200"/>
+            <w:tcMar>
+              <w:top w:type="dxa" w:w="60"/>
+              <w:left w:type="dxa" w:w="100"/>
+              <w:bottom w:type="dxa" w:w="60"/>
+              <w:right w:type="dxa" w:w="100"/>
+            </w:tcMar>
+            <w:vAlign w:val="top"/>
+          </w:tcPr>
+          <w:p>
+            <w:pPr>
+              <w:spacing w:after="30" w:before="0"/>
+            </w:pPr>
+            <w:r>
+              <w:rPr>
+                <w:i/>
+                <w:iCs/>
+                <w:color w:val="5E6E7E"/>
+                <w:sz w:val="18"/>
+                <w:szCs w:val="18"/>
+              </w:rPr>
+              <w:t xml:space="preserve">Not Origin: write a counter-example that does not fit the rule.</w:t>
+            </w:r>
+          </w:p>
+          <w:p>
+            <w:pPr>
+              <w:spacing w:after="50" w:before="0"/>
+            </w:pPr>
+            <w:r>
+              <w:rPr>
+                <w:color w:val="BBBBBB"/>
+                <w:sz w:val="18"/>
+                <w:szCs w:val="18"/>
+              </w:rPr>
+              <w:t xml:space="preserve">____________________________</w:t>
+            </w:r>
+          </w:p>
+        </w:tc>
+        <w:tc>
+          <w:tcPr>
+            <w:tcW w:type="dxa" w:w="2200"/>
+            <w:tcMar>
+              <w:top w:type="dxa" w:w="60"/>
+              <w:left w:type="dxa" w:w="100"/>
+              <w:bottom w:type="dxa" w:w="60"/>
+              <w:right w:type="dxa" w:w="100"/>
+            </w:tcMar>
+            <w:vAlign w:val="top"/>
+          </w:tcPr>
+          <w:p>
+            <w:pPr>
+              <w:spacing w:after="0" w:before="0"/>
+            </w:pPr>
+            <w:r>
+              <w:rPr>
+                <w:i/>
+                <w:iCs/>
+                <w:color w:val="5E6E7E"/>
+                <w:sz w:val="18"/>
+                <w:szCs w:val="18"/>
+              </w:rPr>
+              <w:t xml:space="preserve">(0, 0)</w:t>
+            </w:r>
+          </w:p>
+        </w:tc>
+      </w:tr>
+    </w:tbl>
+    <w:p>
+      <w:pPr>
+        <w:spacing w:after="120" w:before="140"/>
       </w:pPr>
       <w:r>
         <w:rPr>
@@ -157,118 +1271,967 @@
         <w:t xml:space="preserve">Primer número: derecha. Segundo número: arriba.</w:t>
       </w:r>
     </w:p>
-    <w:p>
-      <w:pPr>
-        <w:spacing w:after="40" w:before="0"/>
-      </w:pPr>
-      <w:r>
-        <w:rPr>
-          <w:sz w:val="22"/>
-          <w:szCs w:val="22"/>
-        </w:rPr>
-        <w:t xml:space="preserve">1.  In the ordered pair (6, 2), how many units do you move to the right?</w:t>
-      </w:r>
-    </w:p>
+    <w:tbl>
+      <w:tblPr>
+        <w:tblW w:type="dxa" w:w="9360"/>
+        <w:tblBorders>
+          <w:top w:val="single" w:color="C7D2DD" w:sz="6"/>
+          <w:left w:val="single" w:color="C7D2DD" w:sz="6"/>
+          <w:bottom w:val="single" w:color="C7D2DD" w:sz="6"/>
+          <w:right w:val="single" w:color="C7D2DD" w:sz="6"/>
+          <w:insideH w:val="single" w:color="C7D2DD" w:sz="6"/>
+          <w:insideV w:val="single" w:color="C7D2DD" w:sz="6"/>
+        </w:tblBorders>
+      </w:tblPr>
+      <w:tblGrid>
+        <w:gridCol w:w="2800"/>
+        <w:gridCol w:w="3560"/>
+        <w:gridCol w:w="3000"/>
+      </w:tblGrid>
+      <w:tr>
+        <w:trPr>
+          <w:cantSplit/>
+          <w:tblHeader/>
+        </w:trPr>
+        <w:tc>
+          <w:tcPr>
+            <w:tcW w:type="dxa" w:w="2800"/>
+            <w:shd w:fill="EEF4F8" w:color="auto" w:val="clear"/>
+            <w:tcMar>
+              <w:top w:type="dxa" w:w="60"/>
+              <w:left w:type="dxa" w:w="100"/>
+              <w:bottom w:type="dxa" w:w="60"/>
+              <w:right w:type="dxa" w:w="100"/>
+            </w:tcMar>
+          </w:tcPr>
+          <w:p>
+            <w:pPr>
+              <w:spacing w:after="0" w:before="0"/>
+            </w:pPr>
+            <w:r>
+              <w:rPr>
+                <w:b/>
+                <w:bCs/>
+                <w:color w:val="0F2B3C"/>
+                <w:sz w:val="16"/>
+                <w:szCs w:val="16"/>
+              </w:rPr>
+              <w:t xml:space="preserve">CORE PROBLEM / GIVEN REPRESENTATION</w:t>
+            </w:r>
+          </w:p>
+        </w:tc>
+        <w:tc>
+          <w:tcPr>
+            <w:tcW w:type="dxa" w:w="3560"/>
+            <w:shd w:fill="EEF4F8" w:color="auto" w:val="clear"/>
+            <w:tcMar>
+              <w:top w:type="dxa" w:w="60"/>
+              <w:left w:type="dxa" w:w="100"/>
+              <w:bottom w:type="dxa" w:w="60"/>
+              <w:right w:type="dxa" w:w="100"/>
+            </w:tcMar>
+          </w:tcPr>
+          <w:p>
+            <w:pPr>
+              <w:spacing w:after="0" w:before="0"/>
+            </w:pPr>
+            <w:r>
+              <w:rPr>
+                <w:b/>
+                <w:bCs/>
+                <w:color w:val="0F2B3C"/>
+                <w:sz w:val="16"/>
+                <w:szCs w:val="16"/>
+              </w:rPr>
+              <w:t xml:space="preserve">WORKING SPACE / CALCULATION STEPS</w:t>
+            </w:r>
+          </w:p>
+        </w:tc>
+        <w:tc>
+          <w:tcPr>
+            <w:tcW w:type="dxa" w:w="3000"/>
+            <w:shd w:fill="FBF3E2" w:color="auto" w:val="clear"/>
+            <w:tcMar>
+              <w:top w:type="dxa" w:w="60"/>
+              <w:left w:type="dxa" w:w="100"/>
+              <w:bottom w:type="dxa" w:w="60"/>
+              <w:right w:type="dxa" w:w="100"/>
+            </w:tcMar>
+          </w:tcPr>
+          <w:p>
+            <w:pPr>
+              <w:spacing w:after="0" w:before="0"/>
+            </w:pPr>
+            <w:r>
+              <w:rPr>
+                <w:b/>
+                <w:bCs/>
+                <w:color w:val="7A5400"/>
+                <w:sz w:val="16"/>
+                <w:szCs w:val="16"/>
+              </w:rPr>
+              <w:t xml:space="preserve">EXPLAIN YOUR REASONING</w:t>
+            </w:r>
+          </w:p>
+        </w:tc>
+      </w:tr>
+      <w:tr>
+        <w:trPr>
+          <w:cantSplit/>
+        </w:trPr>
+        <w:tc>
+          <w:tcPr>
+            <w:tcW w:type="dxa" w:w="2800"/>
+            <w:tcMar>
+              <w:top w:type="dxa" w:w="80"/>
+              <w:left w:type="dxa" w:w="100"/>
+              <w:bottom w:type="dxa" w:w="80"/>
+              <w:right w:type="dxa" w:w="100"/>
+            </w:tcMar>
+            <w:vAlign w:val="top"/>
+          </w:tcPr>
+          <w:p>
+            <w:pPr>
+              <w:spacing w:after="40" w:before="0"/>
+            </w:pPr>
+            <w:r>
+              <w:rPr>
+                <w:b/>
+                <w:bCs/>
+                <w:color w:val="0F2B3C"/>
+                <w:sz w:val="20"/>
+                <w:szCs w:val="20"/>
+              </w:rPr>
+              <w:t xml:space="preserve">1.  In the ordered pair (6, 2), how many units do you move to the right?</w:t>
+            </w:r>
+          </w:p>
+          <w:p>
+            <w:pPr>
+              <w:spacing w:after="40" w:before="0"/>
+            </w:pPr>
+            <w:r>
+              <w:rPr>
+                <w:i/>
+                <w:iCs/>
+                <w:color w:val="3F4D5C"/>
+                <w:sz w:val="20"/>
+                <w:szCs w:val="20"/>
+              </w:rPr>
+              <w:t xml:space="preserve">A. En el par ordenado (6, 2), ¿cuántas unidades te mueves a la derecha?</w:t>
+            </w:r>
+          </w:p>
+        </w:tc>
+        <w:tc>
+          <w:tcPr>
+            <w:tcW w:type="dxa" w:w="3560"/>
+            <w:tcMar>
+              <w:top w:type="dxa" w:w="80"/>
+              <w:left w:type="dxa" w:w="100"/>
+              <w:bottom w:type="dxa" w:w="80"/>
+              <w:right w:type="dxa" w:w="100"/>
+            </w:tcMar>
+            <w:vAlign w:val="top"/>
+          </w:tcPr>
+          <w:p>
+            <w:pPr>
+              <w:spacing w:after="50" w:before="0"/>
+            </w:pPr>
+            <w:r>
+              <w:rPr>
+                <w:color w:val="BBBBBB"/>
+                <w:sz w:val="18"/>
+                <w:szCs w:val="18"/>
+              </w:rPr>
+              <w:t xml:space="preserve">____________________________</w:t>
+            </w:r>
+          </w:p>
+          <w:p>
+            <w:pPr>
+              <w:spacing w:after="50" w:before="0"/>
+            </w:pPr>
+            <w:r>
+              <w:rPr>
+                <w:color w:val="BBBBBB"/>
+                <w:sz w:val="18"/>
+                <w:szCs w:val="18"/>
+              </w:rPr>
+              <w:t xml:space="preserve">____________________________</w:t>
+            </w:r>
+          </w:p>
+          <w:p>
+            <w:pPr>
+              <w:spacing w:after="50" w:before="0"/>
+            </w:pPr>
+            <w:r>
+              <w:rPr>
+                <w:color w:val="BBBBBB"/>
+                <w:sz w:val="18"/>
+                <w:szCs w:val="18"/>
+              </w:rPr>
+              <w:t xml:space="preserve">____________________________</w:t>
+            </w:r>
+          </w:p>
+          <w:p>
+            <w:pPr>
+              <w:spacing w:after="50" w:before="0"/>
+            </w:pPr>
+            <w:r>
+              <w:rPr>
+                <w:color w:val="BBBBBB"/>
+                <w:sz w:val="18"/>
+                <w:szCs w:val="18"/>
+              </w:rPr>
+              <w:t xml:space="preserve">____________________________</w:t>
+            </w:r>
+          </w:p>
+        </w:tc>
+        <w:tc>
+          <w:tcPr>
+            <w:tcW w:type="dxa" w:w="3000"/>
+            <w:shd w:fill="FBF3E2" w:color="auto" w:val="clear"/>
+            <w:tcMar>
+              <w:top w:type="dxa" w:w="80"/>
+              <w:left w:type="dxa" w:w="100"/>
+              <w:bottom w:type="dxa" w:w="80"/>
+              <w:right w:type="dxa" w:w="100"/>
+            </w:tcMar>
+            <w:vAlign w:val="top"/>
+          </w:tcPr>
+          <w:p>
+            <w:pPr>
+              <w:spacing w:after="30" w:before="0"/>
+            </w:pPr>
+            <w:r>
+              <w:rPr>
+                <w:b/>
+                <w:bCs/>
+                <w:color w:val="0F2B3C"/>
+                <w:sz w:val="18"/>
+                <w:szCs w:val="18"/>
+              </w:rPr>
+              <w:t xml:space="preserve">Because... ________________</w:t>
+            </w:r>
+          </w:p>
+          <w:p>
+            <w:pPr>
+              <w:spacing w:after="50" w:before="0"/>
+            </w:pPr>
+            <w:r>
+              <w:rPr>
+                <w:color w:val="BBBBBB"/>
+                <w:sz w:val="18"/>
+                <w:szCs w:val="18"/>
+              </w:rPr>
+              <w:t xml:space="preserve">____________________________</w:t>
+            </w:r>
+          </w:p>
+          <w:p>
+            <w:pPr>
+              <w:spacing w:after="30" w:before="40"/>
+            </w:pPr>
+            <w:r>
+              <w:rPr>
+                <w:b/>
+                <w:bCs/>
+                <w:color w:val="1A6FB5"/>
+                <w:sz w:val="18"/>
+                <w:szCs w:val="18"/>
+              </w:rPr>
+              <w:t xml:space="preserve">Although... _______________</w:t>
+            </w:r>
+          </w:p>
+          <w:p>
+            <w:pPr>
+              <w:spacing w:after="50" w:before="0"/>
+            </w:pPr>
+            <w:r>
+              <w:rPr>
+                <w:color w:val="BBBBBB"/>
+                <w:sz w:val="18"/>
+                <w:szCs w:val="18"/>
+              </w:rPr>
+              <w:t xml:space="preserve">____________________________</w:t>
+            </w:r>
+          </w:p>
+          <w:p>
+            <w:pPr>
+              <w:spacing w:after="30" w:before="40"/>
+            </w:pPr>
+            <w:r>
+              <w:rPr>
+                <w:b/>
+                <w:bCs/>
+                <w:color w:val="7A5400"/>
+                <w:sz w:val="18"/>
+                <w:szCs w:val="18"/>
+              </w:rPr>
+              <w:t xml:space="preserve">Therefore... ______________</w:t>
+            </w:r>
+          </w:p>
+          <w:p>
+            <w:pPr>
+              <w:spacing w:after="50" w:before="0"/>
+            </w:pPr>
+            <w:r>
+              <w:rPr>
+                <w:color w:val="BBBBBB"/>
+                <w:sz w:val="18"/>
+                <w:szCs w:val="18"/>
+              </w:rPr>
+              <w:t xml:space="preserve">____________________________</w:t>
+            </w:r>
+          </w:p>
+        </w:tc>
+      </w:tr>
+    </w:tbl>
     <w:p>
       <w:pPr>
         <w:spacing w:after="60" w:before="0"/>
       </w:pPr>
       <w:r>
-        <w:rPr>
-          <w:i/>
-          <w:iCs/>
-          <w:color w:val="3F4D5C"/>
-          <w:sz w:val="20"/>
-          <w:szCs w:val="20"/>
-        </w:rPr>
-        <w:t xml:space="preserve">A. En el par ordenado (6, 2), ¿cuántas unidades te mueves a la derecha?</w:t>
-      </w:r>
-    </w:p>
-    <w:p>
-      <w:pPr>
-        <w:spacing w:after="80" w:before="0"/>
-      </w:pPr>
-      <w:r>
-        <w:rPr>
-          <w:color w:val="BBBBBB"/>
-        </w:rPr>
-        <w:t xml:space="preserve">____________________________________________________</w:t>
-      </w:r>
-    </w:p>
-    <w:p>
-      <w:pPr>
-        <w:spacing w:after="40" w:before="0"/>
-      </w:pPr>
-      <w:r>
-        <w:rPr>
-          <w:sz w:val="22"/>
-          <w:szCs w:val="22"/>
-        </w:rPr>
-        <w:t xml:space="preserve">2.  In the ordered pair (6, 2), how many units do you move up?</w:t>
-      </w:r>
-    </w:p>
+        <w:t xml:space="preserve"/>
+      </w:r>
+    </w:p>
+    <w:tbl>
+      <w:tblPr>
+        <w:tblW w:type="dxa" w:w="9360"/>
+        <w:tblBorders>
+          <w:top w:val="single" w:color="C7D2DD" w:sz="6"/>
+          <w:left w:val="single" w:color="C7D2DD" w:sz="6"/>
+          <w:bottom w:val="single" w:color="C7D2DD" w:sz="6"/>
+          <w:right w:val="single" w:color="C7D2DD" w:sz="6"/>
+          <w:insideH w:val="single" w:color="C7D2DD" w:sz="6"/>
+          <w:insideV w:val="single" w:color="C7D2DD" w:sz="6"/>
+        </w:tblBorders>
+      </w:tblPr>
+      <w:tblGrid>
+        <w:gridCol w:w="2800"/>
+        <w:gridCol w:w="3560"/>
+        <w:gridCol w:w="3000"/>
+      </w:tblGrid>
+      <w:tr>
+        <w:trPr>
+          <w:cantSplit/>
+          <w:tblHeader/>
+        </w:trPr>
+        <w:tc>
+          <w:tcPr>
+            <w:tcW w:type="dxa" w:w="2800"/>
+            <w:shd w:fill="EEF4F8" w:color="auto" w:val="clear"/>
+            <w:tcMar>
+              <w:top w:type="dxa" w:w="60"/>
+              <w:left w:type="dxa" w:w="100"/>
+              <w:bottom w:type="dxa" w:w="60"/>
+              <w:right w:type="dxa" w:w="100"/>
+            </w:tcMar>
+          </w:tcPr>
+          <w:p>
+            <w:pPr>
+              <w:spacing w:after="0" w:before="0"/>
+            </w:pPr>
+            <w:r>
+              <w:rPr>
+                <w:b/>
+                <w:bCs/>
+                <w:color w:val="0F2B3C"/>
+                <w:sz w:val="16"/>
+                <w:szCs w:val="16"/>
+              </w:rPr>
+              <w:t xml:space="preserve">CORE PROBLEM / GIVEN REPRESENTATION</w:t>
+            </w:r>
+          </w:p>
+        </w:tc>
+        <w:tc>
+          <w:tcPr>
+            <w:tcW w:type="dxa" w:w="3560"/>
+            <w:shd w:fill="EEF4F8" w:color="auto" w:val="clear"/>
+            <w:tcMar>
+              <w:top w:type="dxa" w:w="60"/>
+              <w:left w:type="dxa" w:w="100"/>
+              <w:bottom w:type="dxa" w:w="60"/>
+              <w:right w:type="dxa" w:w="100"/>
+            </w:tcMar>
+          </w:tcPr>
+          <w:p>
+            <w:pPr>
+              <w:spacing w:after="0" w:before="0"/>
+            </w:pPr>
+            <w:r>
+              <w:rPr>
+                <w:b/>
+                <w:bCs/>
+                <w:color w:val="0F2B3C"/>
+                <w:sz w:val="16"/>
+                <w:szCs w:val="16"/>
+              </w:rPr>
+              <w:t xml:space="preserve">WORKING SPACE / CALCULATION STEPS</w:t>
+            </w:r>
+          </w:p>
+        </w:tc>
+        <w:tc>
+          <w:tcPr>
+            <w:tcW w:type="dxa" w:w="3000"/>
+            <w:shd w:fill="FBF3E2" w:color="auto" w:val="clear"/>
+            <w:tcMar>
+              <w:top w:type="dxa" w:w="60"/>
+              <w:left w:type="dxa" w:w="100"/>
+              <w:bottom w:type="dxa" w:w="60"/>
+              <w:right w:type="dxa" w:w="100"/>
+            </w:tcMar>
+          </w:tcPr>
+          <w:p>
+            <w:pPr>
+              <w:spacing w:after="0" w:before="0"/>
+            </w:pPr>
+            <w:r>
+              <w:rPr>
+                <w:b/>
+                <w:bCs/>
+                <w:color w:val="7A5400"/>
+                <w:sz w:val="16"/>
+                <w:szCs w:val="16"/>
+              </w:rPr>
+              <w:t xml:space="preserve">EXPLAIN YOUR REASONING</w:t>
+            </w:r>
+          </w:p>
+        </w:tc>
+      </w:tr>
+      <w:tr>
+        <w:trPr>
+          <w:cantSplit/>
+        </w:trPr>
+        <w:tc>
+          <w:tcPr>
+            <w:tcW w:type="dxa" w:w="2800"/>
+            <w:tcMar>
+              <w:top w:type="dxa" w:w="80"/>
+              <w:left w:type="dxa" w:w="100"/>
+              <w:bottom w:type="dxa" w:w="80"/>
+              <w:right w:type="dxa" w:w="100"/>
+            </w:tcMar>
+            <w:vAlign w:val="top"/>
+          </w:tcPr>
+          <w:p>
+            <w:pPr>
+              <w:spacing w:after="40" w:before="0"/>
+            </w:pPr>
+            <w:r>
+              <w:rPr>
+                <w:b/>
+                <w:bCs/>
+                <w:color w:val="0F2B3C"/>
+                <w:sz w:val="20"/>
+                <w:szCs w:val="20"/>
+              </w:rPr>
+              <w:t xml:space="preserve">2.  In the ordered pair (6, 2), how many units do you move up?</w:t>
+            </w:r>
+          </w:p>
+          <w:p>
+            <w:pPr>
+              <w:spacing w:after="40" w:before="0"/>
+            </w:pPr>
+            <w:r>
+              <w:rPr>
+                <w:i/>
+                <w:iCs/>
+                <w:color w:val="3F4D5C"/>
+                <w:sz w:val="20"/>
+                <w:szCs w:val="20"/>
+              </w:rPr>
+              <w:t xml:space="preserve">B. En el par ordenado (6, 2), ¿cuántas unidades te mueves hacia arriba?</w:t>
+            </w:r>
+          </w:p>
+        </w:tc>
+        <w:tc>
+          <w:tcPr>
+            <w:tcW w:type="dxa" w:w="3560"/>
+            <w:tcMar>
+              <w:top w:type="dxa" w:w="80"/>
+              <w:left w:type="dxa" w:w="100"/>
+              <w:bottom w:type="dxa" w:w="80"/>
+              <w:right w:type="dxa" w:w="100"/>
+            </w:tcMar>
+            <w:vAlign w:val="top"/>
+          </w:tcPr>
+          <w:p>
+            <w:pPr>
+              <w:spacing w:after="50" w:before="0"/>
+            </w:pPr>
+            <w:r>
+              <w:rPr>
+                <w:color w:val="BBBBBB"/>
+                <w:sz w:val="18"/>
+                <w:szCs w:val="18"/>
+              </w:rPr>
+              <w:t xml:space="preserve">____________________________</w:t>
+            </w:r>
+          </w:p>
+          <w:p>
+            <w:pPr>
+              <w:spacing w:after="50" w:before="0"/>
+            </w:pPr>
+            <w:r>
+              <w:rPr>
+                <w:color w:val="BBBBBB"/>
+                <w:sz w:val="18"/>
+                <w:szCs w:val="18"/>
+              </w:rPr>
+              <w:t xml:space="preserve">____________________________</w:t>
+            </w:r>
+          </w:p>
+          <w:p>
+            <w:pPr>
+              <w:spacing w:after="50" w:before="0"/>
+            </w:pPr>
+            <w:r>
+              <w:rPr>
+                <w:color w:val="BBBBBB"/>
+                <w:sz w:val="18"/>
+                <w:szCs w:val="18"/>
+              </w:rPr>
+              <w:t xml:space="preserve">____________________________</w:t>
+            </w:r>
+          </w:p>
+          <w:p>
+            <w:pPr>
+              <w:spacing w:after="50" w:before="0"/>
+            </w:pPr>
+            <w:r>
+              <w:rPr>
+                <w:color w:val="BBBBBB"/>
+                <w:sz w:val="18"/>
+                <w:szCs w:val="18"/>
+              </w:rPr>
+              <w:t xml:space="preserve">____________________________</w:t>
+            </w:r>
+          </w:p>
+        </w:tc>
+        <w:tc>
+          <w:tcPr>
+            <w:tcW w:type="dxa" w:w="3000"/>
+            <w:shd w:fill="FBF3E2" w:color="auto" w:val="clear"/>
+            <w:tcMar>
+              <w:top w:type="dxa" w:w="80"/>
+              <w:left w:type="dxa" w:w="100"/>
+              <w:bottom w:type="dxa" w:w="80"/>
+              <w:right w:type="dxa" w:w="100"/>
+            </w:tcMar>
+            <w:vAlign w:val="top"/>
+          </w:tcPr>
+          <w:p>
+            <w:pPr>
+              <w:spacing w:after="30" w:before="0"/>
+            </w:pPr>
+            <w:r>
+              <w:rPr>
+                <w:b/>
+                <w:bCs/>
+                <w:color w:val="0F2B3C"/>
+                <w:sz w:val="18"/>
+                <w:szCs w:val="18"/>
+              </w:rPr>
+              <w:t xml:space="preserve">Because... ________________</w:t>
+            </w:r>
+          </w:p>
+          <w:p>
+            <w:pPr>
+              <w:spacing w:after="50" w:before="0"/>
+            </w:pPr>
+            <w:r>
+              <w:rPr>
+                <w:color w:val="BBBBBB"/>
+                <w:sz w:val="18"/>
+                <w:szCs w:val="18"/>
+              </w:rPr>
+              <w:t xml:space="preserve">____________________________</w:t>
+            </w:r>
+          </w:p>
+          <w:p>
+            <w:pPr>
+              <w:spacing w:after="30" w:before="40"/>
+            </w:pPr>
+            <w:r>
+              <w:rPr>
+                <w:b/>
+                <w:bCs/>
+                <w:color w:val="1A6FB5"/>
+                <w:sz w:val="18"/>
+                <w:szCs w:val="18"/>
+              </w:rPr>
+              <w:t xml:space="preserve">Although... _______________</w:t>
+            </w:r>
+          </w:p>
+          <w:p>
+            <w:pPr>
+              <w:spacing w:after="50" w:before="0"/>
+            </w:pPr>
+            <w:r>
+              <w:rPr>
+                <w:color w:val="BBBBBB"/>
+                <w:sz w:val="18"/>
+                <w:szCs w:val="18"/>
+              </w:rPr>
+              <w:t xml:space="preserve">____________________________</w:t>
+            </w:r>
+          </w:p>
+          <w:p>
+            <w:pPr>
+              <w:spacing w:after="30" w:before="40"/>
+            </w:pPr>
+            <w:r>
+              <w:rPr>
+                <w:b/>
+                <w:bCs/>
+                <w:color w:val="7A5400"/>
+                <w:sz w:val="18"/>
+                <w:szCs w:val="18"/>
+              </w:rPr>
+              <w:t xml:space="preserve">Therefore... ______________</w:t>
+            </w:r>
+          </w:p>
+          <w:p>
+            <w:pPr>
+              <w:spacing w:after="50" w:before="0"/>
+            </w:pPr>
+            <w:r>
+              <w:rPr>
+                <w:color w:val="BBBBBB"/>
+                <w:sz w:val="18"/>
+                <w:szCs w:val="18"/>
+              </w:rPr>
+              <w:t xml:space="preserve">____________________________</w:t>
+            </w:r>
+          </w:p>
+        </w:tc>
+      </w:tr>
+    </w:tbl>
     <w:p>
       <w:pPr>
         <w:spacing w:after="60" w:before="0"/>
       </w:pPr>
       <w:r>
-        <w:rPr>
-          <w:i/>
-          <w:iCs/>
-          <w:color w:val="3F4D5C"/>
-          <w:sz w:val="20"/>
-          <w:szCs w:val="20"/>
-        </w:rPr>
-        <w:t xml:space="preserve">B. En el par ordenado (6, 2), ¿cuántas unidades te mueves hacia arriba?</w:t>
-      </w:r>
-    </w:p>
-    <w:p>
-      <w:pPr>
-        <w:spacing w:after="80" w:before="0"/>
-      </w:pPr>
-      <w:r>
-        <w:rPr>
-          <w:color w:val="BBBBBB"/>
-        </w:rPr>
-        <w:t xml:space="preserve">____________________________________________________</w:t>
-      </w:r>
-    </w:p>
-    <w:p>
-      <w:pPr>
-        <w:spacing w:after="40" w:before="0"/>
-      </w:pPr>
-      <w:r>
-        <w:rPr>
-          <w:sz w:val="22"/>
-          <w:szCs w:val="22"/>
-        </w:rPr>
-        <w:t xml:space="preserve">3.  Tickets cost $45 each. What is the total cost of 3 tickets?</w:t>
-      </w:r>
-    </w:p>
+        <w:t xml:space="preserve"/>
+      </w:r>
+    </w:p>
+    <w:tbl>
+      <w:tblPr>
+        <w:tblW w:type="dxa" w:w="9360"/>
+        <w:tblBorders>
+          <w:top w:val="single" w:color="C7D2DD" w:sz="6"/>
+          <w:left w:val="single" w:color="C7D2DD" w:sz="6"/>
+          <w:bottom w:val="single" w:color="C7D2DD" w:sz="6"/>
+          <w:right w:val="single" w:color="C7D2DD" w:sz="6"/>
+          <w:insideH w:val="single" w:color="C7D2DD" w:sz="6"/>
+          <w:insideV w:val="single" w:color="C7D2DD" w:sz="6"/>
+        </w:tblBorders>
+      </w:tblPr>
+      <w:tblGrid>
+        <w:gridCol w:w="2800"/>
+        <w:gridCol w:w="3560"/>
+        <w:gridCol w:w="3000"/>
+      </w:tblGrid>
+      <w:tr>
+        <w:trPr>
+          <w:cantSplit/>
+          <w:tblHeader/>
+        </w:trPr>
+        <w:tc>
+          <w:tcPr>
+            <w:tcW w:type="dxa" w:w="2800"/>
+            <w:shd w:fill="EEF4F8" w:color="auto" w:val="clear"/>
+            <w:tcMar>
+              <w:top w:type="dxa" w:w="60"/>
+              <w:left w:type="dxa" w:w="100"/>
+              <w:bottom w:type="dxa" w:w="60"/>
+              <w:right w:type="dxa" w:w="100"/>
+            </w:tcMar>
+          </w:tcPr>
+          <w:p>
+            <w:pPr>
+              <w:spacing w:after="0" w:before="0"/>
+            </w:pPr>
+            <w:r>
+              <w:rPr>
+                <w:b/>
+                <w:bCs/>
+                <w:color w:val="0F2B3C"/>
+                <w:sz w:val="16"/>
+                <w:szCs w:val="16"/>
+              </w:rPr>
+              <w:t xml:space="preserve">CORE PROBLEM / GIVEN REPRESENTATION</w:t>
+            </w:r>
+          </w:p>
+        </w:tc>
+        <w:tc>
+          <w:tcPr>
+            <w:tcW w:type="dxa" w:w="3560"/>
+            <w:shd w:fill="EEF4F8" w:color="auto" w:val="clear"/>
+            <w:tcMar>
+              <w:top w:type="dxa" w:w="60"/>
+              <w:left w:type="dxa" w:w="100"/>
+              <w:bottom w:type="dxa" w:w="60"/>
+              <w:right w:type="dxa" w:w="100"/>
+            </w:tcMar>
+          </w:tcPr>
+          <w:p>
+            <w:pPr>
+              <w:spacing w:after="0" w:before="0"/>
+            </w:pPr>
+            <w:r>
+              <w:rPr>
+                <w:b/>
+                <w:bCs/>
+                <w:color w:val="0F2B3C"/>
+                <w:sz w:val="16"/>
+                <w:szCs w:val="16"/>
+              </w:rPr>
+              <w:t xml:space="preserve">WORKING SPACE / CALCULATION STEPS</w:t>
+            </w:r>
+          </w:p>
+        </w:tc>
+        <w:tc>
+          <w:tcPr>
+            <w:tcW w:type="dxa" w:w="3000"/>
+            <w:shd w:fill="FBF3E2" w:color="auto" w:val="clear"/>
+            <w:tcMar>
+              <w:top w:type="dxa" w:w="60"/>
+              <w:left w:type="dxa" w:w="100"/>
+              <w:bottom w:type="dxa" w:w="60"/>
+              <w:right w:type="dxa" w:w="100"/>
+            </w:tcMar>
+          </w:tcPr>
+          <w:p>
+            <w:pPr>
+              <w:spacing w:after="0" w:before="0"/>
+            </w:pPr>
+            <w:r>
+              <w:rPr>
+                <w:b/>
+                <w:bCs/>
+                <w:color w:val="7A5400"/>
+                <w:sz w:val="16"/>
+                <w:szCs w:val="16"/>
+              </w:rPr>
+              <w:t xml:space="preserve">EXPLAIN YOUR REASONING</w:t>
+            </w:r>
+          </w:p>
+        </w:tc>
+      </w:tr>
+      <w:tr>
+        <w:trPr>
+          <w:cantSplit/>
+        </w:trPr>
+        <w:tc>
+          <w:tcPr>
+            <w:tcW w:type="dxa" w:w="2800"/>
+            <w:tcMar>
+              <w:top w:type="dxa" w:w="80"/>
+              <w:left w:type="dxa" w:w="100"/>
+              <w:bottom w:type="dxa" w:w="80"/>
+              <w:right w:type="dxa" w:w="100"/>
+            </w:tcMar>
+            <w:vAlign w:val="top"/>
+          </w:tcPr>
+          <w:p>
+            <w:pPr>
+              <w:spacing w:after="40" w:before="0"/>
+            </w:pPr>
+            <w:r>
+              <w:rPr>
+                <w:b/>
+                <w:bCs/>
+                <w:color w:val="0F2B3C"/>
+                <w:sz w:val="20"/>
+                <w:szCs w:val="20"/>
+              </w:rPr>
+              <w:t xml:space="preserve">3.  Tickets cost $45 each. What is the total cost of 3 tickets?</w:t>
+            </w:r>
+          </w:p>
+          <w:p>
+            <w:pPr>
+              <w:spacing w:after="40" w:before="0"/>
+            </w:pPr>
+            <w:r>
+              <w:rPr>
+                <w:i/>
+                <w:iCs/>
+                <w:color w:val="3F4D5C"/>
+                <w:sz w:val="20"/>
+                <w:szCs w:val="20"/>
+              </w:rPr>
+              <w:t xml:space="preserve">C. Los boletos cuestan $45 cada uno. ¿Cuál es el costo total de 3 boletos?</w:t>
+            </w:r>
+          </w:p>
+        </w:tc>
+        <w:tc>
+          <w:tcPr>
+            <w:tcW w:type="dxa" w:w="3560"/>
+            <w:tcMar>
+              <w:top w:type="dxa" w:w="80"/>
+              <w:left w:type="dxa" w:w="100"/>
+              <w:bottom w:type="dxa" w:w="80"/>
+              <w:right w:type="dxa" w:w="100"/>
+            </w:tcMar>
+            <w:vAlign w:val="top"/>
+          </w:tcPr>
+          <w:p>
+            <w:pPr>
+              <w:spacing w:after="50" w:before="0"/>
+            </w:pPr>
+            <w:r>
+              <w:rPr>
+                <w:color w:val="BBBBBB"/>
+                <w:sz w:val="18"/>
+                <w:szCs w:val="18"/>
+              </w:rPr>
+              <w:t xml:space="preserve">____________________________</w:t>
+            </w:r>
+          </w:p>
+          <w:p>
+            <w:pPr>
+              <w:spacing w:after="50" w:before="0"/>
+            </w:pPr>
+            <w:r>
+              <w:rPr>
+                <w:color w:val="BBBBBB"/>
+                <w:sz w:val="18"/>
+                <w:szCs w:val="18"/>
+              </w:rPr>
+              <w:t xml:space="preserve">____________________________</w:t>
+            </w:r>
+          </w:p>
+          <w:p>
+            <w:pPr>
+              <w:spacing w:after="50" w:before="0"/>
+            </w:pPr>
+            <w:r>
+              <w:rPr>
+                <w:color w:val="BBBBBB"/>
+                <w:sz w:val="18"/>
+                <w:szCs w:val="18"/>
+              </w:rPr>
+              <w:t xml:space="preserve">____________________________</w:t>
+            </w:r>
+          </w:p>
+          <w:p>
+            <w:pPr>
+              <w:spacing w:after="50" w:before="0"/>
+            </w:pPr>
+            <w:r>
+              <w:rPr>
+                <w:color w:val="BBBBBB"/>
+                <w:sz w:val="18"/>
+                <w:szCs w:val="18"/>
+              </w:rPr>
+              <w:t xml:space="preserve">____________________________</w:t>
+            </w:r>
+          </w:p>
+        </w:tc>
+        <w:tc>
+          <w:tcPr>
+            <w:tcW w:type="dxa" w:w="3000"/>
+            <w:shd w:fill="FBF3E2" w:color="auto" w:val="clear"/>
+            <w:tcMar>
+              <w:top w:type="dxa" w:w="80"/>
+              <w:left w:type="dxa" w:w="100"/>
+              <w:bottom w:type="dxa" w:w="80"/>
+              <w:right w:type="dxa" w:w="100"/>
+            </w:tcMar>
+            <w:vAlign w:val="top"/>
+          </w:tcPr>
+          <w:p>
+            <w:pPr>
+              <w:spacing w:after="30" w:before="0"/>
+            </w:pPr>
+            <w:r>
+              <w:rPr>
+                <w:b/>
+                <w:bCs/>
+                <w:color w:val="0F2B3C"/>
+                <w:sz w:val="18"/>
+                <w:szCs w:val="18"/>
+              </w:rPr>
+              <w:t xml:space="preserve">Because... ________________</w:t>
+            </w:r>
+          </w:p>
+          <w:p>
+            <w:pPr>
+              <w:spacing w:after="50" w:before="0"/>
+            </w:pPr>
+            <w:r>
+              <w:rPr>
+                <w:color w:val="BBBBBB"/>
+                <w:sz w:val="18"/>
+                <w:szCs w:val="18"/>
+              </w:rPr>
+              <w:t xml:space="preserve">____________________________</w:t>
+            </w:r>
+          </w:p>
+          <w:p>
+            <w:pPr>
+              <w:spacing w:after="30" w:before="40"/>
+            </w:pPr>
+            <w:r>
+              <w:rPr>
+                <w:b/>
+                <w:bCs/>
+                <w:color w:val="1A6FB5"/>
+                <w:sz w:val="18"/>
+                <w:szCs w:val="18"/>
+              </w:rPr>
+              <w:t xml:space="preserve">Although... _______________</w:t>
+            </w:r>
+          </w:p>
+          <w:p>
+            <w:pPr>
+              <w:spacing w:after="50" w:before="0"/>
+            </w:pPr>
+            <w:r>
+              <w:rPr>
+                <w:color w:val="BBBBBB"/>
+                <w:sz w:val="18"/>
+                <w:szCs w:val="18"/>
+              </w:rPr>
+              <w:t xml:space="preserve">____________________________</w:t>
+            </w:r>
+          </w:p>
+          <w:p>
+            <w:pPr>
+              <w:spacing w:after="30" w:before="40"/>
+            </w:pPr>
+            <w:r>
+              <w:rPr>
+                <w:b/>
+                <w:bCs/>
+                <w:color w:val="7A5400"/>
+                <w:sz w:val="18"/>
+                <w:szCs w:val="18"/>
+              </w:rPr>
+              <w:t xml:space="preserve">Therefore... ______________</w:t>
+            </w:r>
+          </w:p>
+          <w:p>
+            <w:pPr>
+              <w:spacing w:after="50" w:before="0"/>
+            </w:pPr>
+            <w:r>
+              <w:rPr>
+                <w:color w:val="BBBBBB"/>
+                <w:sz w:val="18"/>
+                <w:szCs w:val="18"/>
+              </w:rPr>
+              <w:t xml:space="preserve">____________________________</w:t>
+            </w:r>
+          </w:p>
+        </w:tc>
+      </w:tr>
+    </w:tbl>
     <w:p>
       <w:pPr>
         <w:spacing w:after="60" w:before="0"/>
       </w:pPr>
       <w:r>
-        <w:rPr>
-          <w:i/>
-          <w:iCs/>
-          <w:color w:val="3F4D5C"/>
-          <w:sz w:val="20"/>
-          <w:szCs w:val="20"/>
-        </w:rPr>
-        <w:t xml:space="preserve">C. Los boletos cuestan $45 cada uno. ¿Cuál es el costo total de 3 boletos?</w:t>
-      </w:r>
-    </w:p>
-    <w:p>
-      <w:pPr>
-        <w:spacing w:after="80" w:before="0"/>
-      </w:pPr>
-      <w:r>
-        <w:rPr>
-          <w:color w:val="BBBBBB"/>
-        </w:rPr>
-        <w:t xml:space="preserve">____________________________________________________</w:t>
+        <w:t xml:space="preserve"/>
       </w:r>
     </w:p>
     <w:p>
@@ -315,144 +2278,993 @@
         <w:t xml:space="preserve">Convierte filas de la tabla en pares ordenados.</w:t>
       </w:r>
     </w:p>
-    <w:p>
-      <w:pPr>
-        <w:spacing w:after="40" w:before="0"/>
-      </w:pPr>
-      <w:r>
-        <w:rPr>
-          <w:sz w:val="22"/>
-          <w:szCs w:val="22"/>
-        </w:rPr>
-        <w:t xml:space="preserve">1.  A train travels 48 kilometers each hour. How many kilometers does it travel in 2 hours?</w:t>
-      </w:r>
-    </w:p>
+    <w:tbl>
+      <w:tblPr>
+        <w:tblW w:type="dxa" w:w="9360"/>
+        <w:tblBorders>
+          <w:top w:val="single" w:color="C7D2DD" w:sz="6"/>
+          <w:left w:val="single" w:color="C7D2DD" w:sz="6"/>
+          <w:bottom w:val="single" w:color="C7D2DD" w:sz="6"/>
+          <w:right w:val="single" w:color="C7D2DD" w:sz="6"/>
+          <w:insideH w:val="single" w:color="C7D2DD" w:sz="6"/>
+          <w:insideV w:val="single" w:color="C7D2DD" w:sz="6"/>
+        </w:tblBorders>
+      </w:tblPr>
+      <w:tblGrid>
+        <w:gridCol w:w="2800"/>
+        <w:gridCol w:w="3560"/>
+        <w:gridCol w:w="3000"/>
+      </w:tblGrid>
+      <w:tr>
+        <w:trPr>
+          <w:cantSplit/>
+          <w:tblHeader/>
+        </w:trPr>
+        <w:tc>
+          <w:tcPr>
+            <w:tcW w:type="dxa" w:w="2800"/>
+            <w:shd w:fill="EEF4F8" w:color="auto" w:val="clear"/>
+            <w:tcMar>
+              <w:top w:type="dxa" w:w="60"/>
+              <w:left w:type="dxa" w:w="100"/>
+              <w:bottom w:type="dxa" w:w="60"/>
+              <w:right w:type="dxa" w:w="100"/>
+            </w:tcMar>
+          </w:tcPr>
+          <w:p>
+            <w:pPr>
+              <w:spacing w:after="0" w:before="0"/>
+            </w:pPr>
+            <w:r>
+              <w:rPr>
+                <w:b/>
+                <w:bCs/>
+                <w:color w:val="0F2B3C"/>
+                <w:sz w:val="16"/>
+                <w:szCs w:val="16"/>
+              </w:rPr>
+              <w:t xml:space="preserve">CORE PROBLEM / GIVEN REPRESENTATION</w:t>
+            </w:r>
+          </w:p>
+        </w:tc>
+        <w:tc>
+          <w:tcPr>
+            <w:tcW w:type="dxa" w:w="3560"/>
+            <w:shd w:fill="EEF4F8" w:color="auto" w:val="clear"/>
+            <w:tcMar>
+              <w:top w:type="dxa" w:w="60"/>
+              <w:left w:type="dxa" w:w="100"/>
+              <w:bottom w:type="dxa" w:w="60"/>
+              <w:right w:type="dxa" w:w="100"/>
+            </w:tcMar>
+          </w:tcPr>
+          <w:p>
+            <w:pPr>
+              <w:spacing w:after="0" w:before="0"/>
+            </w:pPr>
+            <w:r>
+              <w:rPr>
+                <w:b/>
+                <w:bCs/>
+                <w:color w:val="0F2B3C"/>
+                <w:sz w:val="16"/>
+                <w:szCs w:val="16"/>
+              </w:rPr>
+              <w:t xml:space="preserve">WORKING SPACE / CALCULATION STEPS</w:t>
+            </w:r>
+          </w:p>
+        </w:tc>
+        <w:tc>
+          <w:tcPr>
+            <w:tcW w:type="dxa" w:w="3000"/>
+            <w:shd w:fill="FBF3E2" w:color="auto" w:val="clear"/>
+            <w:tcMar>
+              <w:top w:type="dxa" w:w="60"/>
+              <w:left w:type="dxa" w:w="100"/>
+              <w:bottom w:type="dxa" w:w="60"/>
+              <w:right w:type="dxa" w:w="100"/>
+            </w:tcMar>
+          </w:tcPr>
+          <w:p>
+            <w:pPr>
+              <w:spacing w:after="0" w:before="0"/>
+            </w:pPr>
+            <w:r>
+              <w:rPr>
+                <w:b/>
+                <w:bCs/>
+                <w:color w:val="7A5400"/>
+                <w:sz w:val="16"/>
+                <w:szCs w:val="16"/>
+              </w:rPr>
+              <w:t xml:space="preserve">EXPLAIN YOUR REASONING</w:t>
+            </w:r>
+          </w:p>
+        </w:tc>
+      </w:tr>
+      <w:tr>
+        <w:trPr>
+          <w:cantSplit/>
+        </w:trPr>
+        <w:tc>
+          <w:tcPr>
+            <w:tcW w:type="dxa" w:w="2800"/>
+            <w:tcMar>
+              <w:top w:type="dxa" w:w="80"/>
+              <w:left w:type="dxa" w:w="100"/>
+              <w:bottom w:type="dxa" w:w="80"/>
+              <w:right w:type="dxa" w:w="100"/>
+            </w:tcMar>
+            <w:vAlign w:val="top"/>
+          </w:tcPr>
+          <w:p>
+            <w:pPr>
+              <w:spacing w:after="40" w:before="0"/>
+            </w:pPr>
+            <w:r>
+              <w:rPr>
+                <w:b/>
+                <w:bCs/>
+                <w:color w:val="0F2B3C"/>
+                <w:sz w:val="20"/>
+                <w:szCs w:val="20"/>
+              </w:rPr>
+              <w:t xml:space="preserve">1.  A train travels 48 kilometers each hour. How many kilometers does it travel in 2 hours?</w:t>
+            </w:r>
+          </w:p>
+          <w:p>
+            <w:pPr>
+              <w:spacing w:after="40" w:before="0"/>
+            </w:pPr>
+            <w:r>
+              <w:rPr>
+                <w:i/>
+                <w:iCs/>
+                <w:color w:val="3F4D5C"/>
+                <w:sz w:val="20"/>
+                <w:szCs w:val="20"/>
+              </w:rPr>
+              <w:t xml:space="preserve">A. Un tren viaja 48 kilómetros cada hora. ¿Cuántos kilómetros viaja en 2 horas?</w:t>
+            </w:r>
+          </w:p>
+        </w:tc>
+        <w:tc>
+          <w:tcPr>
+            <w:tcW w:type="dxa" w:w="3560"/>
+            <w:tcMar>
+              <w:top w:type="dxa" w:w="80"/>
+              <w:left w:type="dxa" w:w="100"/>
+              <w:bottom w:type="dxa" w:w="80"/>
+              <w:right w:type="dxa" w:w="100"/>
+            </w:tcMar>
+            <w:vAlign w:val="top"/>
+          </w:tcPr>
+          <w:p>
+            <w:pPr>
+              <w:spacing w:after="50" w:before="0"/>
+            </w:pPr>
+            <w:r>
+              <w:rPr>
+                <w:color w:val="BBBBBB"/>
+                <w:sz w:val="18"/>
+                <w:szCs w:val="18"/>
+              </w:rPr>
+              <w:t xml:space="preserve">____________________________</w:t>
+            </w:r>
+          </w:p>
+          <w:p>
+            <w:pPr>
+              <w:spacing w:after="50" w:before="0"/>
+            </w:pPr>
+            <w:r>
+              <w:rPr>
+                <w:color w:val="BBBBBB"/>
+                <w:sz w:val="18"/>
+                <w:szCs w:val="18"/>
+              </w:rPr>
+              <w:t xml:space="preserve">____________________________</w:t>
+            </w:r>
+          </w:p>
+          <w:p>
+            <w:pPr>
+              <w:spacing w:after="50" w:before="0"/>
+            </w:pPr>
+            <w:r>
+              <w:rPr>
+                <w:color w:val="BBBBBB"/>
+                <w:sz w:val="18"/>
+                <w:szCs w:val="18"/>
+              </w:rPr>
+              <w:t xml:space="preserve">____________________________</w:t>
+            </w:r>
+          </w:p>
+          <w:p>
+            <w:pPr>
+              <w:spacing w:after="50" w:before="0"/>
+            </w:pPr>
+            <w:r>
+              <w:rPr>
+                <w:color w:val="BBBBBB"/>
+                <w:sz w:val="18"/>
+                <w:szCs w:val="18"/>
+              </w:rPr>
+              <w:t xml:space="preserve">____________________________</w:t>
+            </w:r>
+          </w:p>
+        </w:tc>
+        <w:tc>
+          <w:tcPr>
+            <w:tcW w:type="dxa" w:w="3000"/>
+            <w:shd w:fill="FBF3E2" w:color="auto" w:val="clear"/>
+            <w:tcMar>
+              <w:top w:type="dxa" w:w="80"/>
+              <w:left w:type="dxa" w:w="100"/>
+              <w:bottom w:type="dxa" w:w="80"/>
+              <w:right w:type="dxa" w:w="100"/>
+            </w:tcMar>
+            <w:vAlign w:val="top"/>
+          </w:tcPr>
+          <w:p>
+            <w:pPr>
+              <w:spacing w:after="30" w:before="0"/>
+            </w:pPr>
+            <w:r>
+              <w:rPr>
+                <w:b/>
+                <w:bCs/>
+                <w:color w:val="0F2B3C"/>
+                <w:sz w:val="18"/>
+                <w:szCs w:val="18"/>
+              </w:rPr>
+              <w:t xml:space="preserve">Because... ________________</w:t>
+            </w:r>
+          </w:p>
+          <w:p>
+            <w:pPr>
+              <w:spacing w:after="50" w:before="0"/>
+            </w:pPr>
+            <w:r>
+              <w:rPr>
+                <w:color w:val="BBBBBB"/>
+                <w:sz w:val="18"/>
+                <w:szCs w:val="18"/>
+              </w:rPr>
+              <w:t xml:space="preserve">____________________________</w:t>
+            </w:r>
+          </w:p>
+          <w:p>
+            <w:pPr>
+              <w:spacing w:after="30" w:before="40"/>
+            </w:pPr>
+            <w:r>
+              <w:rPr>
+                <w:b/>
+                <w:bCs/>
+                <w:color w:val="1A6FB5"/>
+                <w:sz w:val="18"/>
+                <w:szCs w:val="18"/>
+              </w:rPr>
+              <w:t xml:space="preserve">Although... _______________</w:t>
+            </w:r>
+          </w:p>
+          <w:p>
+            <w:pPr>
+              <w:spacing w:after="50" w:before="0"/>
+            </w:pPr>
+            <w:r>
+              <w:rPr>
+                <w:color w:val="BBBBBB"/>
+                <w:sz w:val="18"/>
+                <w:szCs w:val="18"/>
+              </w:rPr>
+              <w:t xml:space="preserve">____________________________</w:t>
+            </w:r>
+          </w:p>
+          <w:p>
+            <w:pPr>
+              <w:spacing w:after="30" w:before="40"/>
+            </w:pPr>
+            <w:r>
+              <w:rPr>
+                <w:b/>
+                <w:bCs/>
+                <w:color w:val="7A5400"/>
+                <w:sz w:val="18"/>
+                <w:szCs w:val="18"/>
+              </w:rPr>
+              <w:t xml:space="preserve">Therefore... ______________</w:t>
+            </w:r>
+          </w:p>
+          <w:p>
+            <w:pPr>
+              <w:spacing w:after="50" w:before="0"/>
+            </w:pPr>
+            <w:r>
+              <w:rPr>
+                <w:color w:val="BBBBBB"/>
+                <w:sz w:val="18"/>
+                <w:szCs w:val="18"/>
+              </w:rPr>
+              <w:t xml:space="preserve">____________________________</w:t>
+            </w:r>
+          </w:p>
+        </w:tc>
+      </w:tr>
+    </w:tbl>
     <w:p>
       <w:pPr>
         <w:spacing w:after="60" w:before="0"/>
       </w:pPr>
       <w:r>
-        <w:rPr>
-          <w:i/>
-          <w:iCs/>
-          <w:color w:val="3F4D5C"/>
-          <w:sz w:val="20"/>
-          <w:szCs w:val="20"/>
-        </w:rPr>
-        <w:t xml:space="preserve">A. Un tren viaja 48 kilómetros cada hora. ¿Cuántos kilómetros viaja en 2 horas?</w:t>
-      </w:r>
-    </w:p>
-    <w:p>
-      <w:pPr>
-        <w:spacing w:after="80" w:before="0"/>
-      </w:pPr>
-      <w:r>
-        <w:rPr>
-          <w:color w:val="BBBBBB"/>
-        </w:rPr>
-        <w:t xml:space="preserve">____________________________________________________</w:t>
-      </w:r>
-    </w:p>
-    <w:p>
-      <w:pPr>
-        <w:spacing w:after="40" w:before="0"/>
-      </w:pPr>
-      <w:r>
-        <w:rPr>
-          <w:sz w:val="22"/>
-          <w:szCs w:val="22"/>
-        </w:rPr>
-        <w:t xml:space="preserve">2.  A pretzel costs $3. Which ordered pair (pretzels, cost) shows 4 pretzels?</w:t>
-      </w:r>
-    </w:p>
+        <w:t xml:space="preserve"/>
+      </w:r>
+    </w:p>
+    <w:tbl>
+      <w:tblPr>
+        <w:tblW w:type="dxa" w:w="9360"/>
+        <w:tblBorders>
+          <w:top w:val="single" w:color="C7D2DD" w:sz="6"/>
+          <w:left w:val="single" w:color="C7D2DD" w:sz="6"/>
+          <w:bottom w:val="single" w:color="C7D2DD" w:sz="6"/>
+          <w:right w:val="single" w:color="C7D2DD" w:sz="6"/>
+          <w:insideH w:val="single" w:color="C7D2DD" w:sz="6"/>
+          <w:insideV w:val="single" w:color="C7D2DD" w:sz="6"/>
+        </w:tblBorders>
+      </w:tblPr>
+      <w:tblGrid>
+        <w:gridCol w:w="2800"/>
+        <w:gridCol w:w="3560"/>
+        <w:gridCol w:w="3000"/>
+      </w:tblGrid>
+      <w:tr>
+        <w:trPr>
+          <w:cantSplit/>
+          <w:tblHeader/>
+        </w:trPr>
+        <w:tc>
+          <w:tcPr>
+            <w:tcW w:type="dxa" w:w="2800"/>
+            <w:shd w:fill="EEF4F8" w:color="auto" w:val="clear"/>
+            <w:tcMar>
+              <w:top w:type="dxa" w:w="60"/>
+              <w:left w:type="dxa" w:w="100"/>
+              <w:bottom w:type="dxa" w:w="60"/>
+              <w:right w:type="dxa" w:w="100"/>
+            </w:tcMar>
+          </w:tcPr>
+          <w:p>
+            <w:pPr>
+              <w:spacing w:after="0" w:before="0"/>
+            </w:pPr>
+            <w:r>
+              <w:rPr>
+                <w:b/>
+                <w:bCs/>
+                <w:color w:val="0F2B3C"/>
+                <w:sz w:val="16"/>
+                <w:szCs w:val="16"/>
+              </w:rPr>
+              <w:t xml:space="preserve">CORE PROBLEM / GIVEN REPRESENTATION</w:t>
+            </w:r>
+          </w:p>
+        </w:tc>
+        <w:tc>
+          <w:tcPr>
+            <w:tcW w:type="dxa" w:w="3560"/>
+            <w:shd w:fill="EEF4F8" w:color="auto" w:val="clear"/>
+            <w:tcMar>
+              <w:top w:type="dxa" w:w="60"/>
+              <w:left w:type="dxa" w:w="100"/>
+              <w:bottom w:type="dxa" w:w="60"/>
+              <w:right w:type="dxa" w:w="100"/>
+            </w:tcMar>
+          </w:tcPr>
+          <w:p>
+            <w:pPr>
+              <w:spacing w:after="0" w:before="0"/>
+            </w:pPr>
+            <w:r>
+              <w:rPr>
+                <w:b/>
+                <w:bCs/>
+                <w:color w:val="0F2B3C"/>
+                <w:sz w:val="16"/>
+                <w:szCs w:val="16"/>
+              </w:rPr>
+              <w:t xml:space="preserve">WORKING SPACE / CALCULATION STEPS</w:t>
+            </w:r>
+          </w:p>
+        </w:tc>
+        <w:tc>
+          <w:tcPr>
+            <w:tcW w:type="dxa" w:w="3000"/>
+            <w:shd w:fill="FBF3E2" w:color="auto" w:val="clear"/>
+            <w:tcMar>
+              <w:top w:type="dxa" w:w="60"/>
+              <w:left w:type="dxa" w:w="100"/>
+              <w:bottom w:type="dxa" w:w="60"/>
+              <w:right w:type="dxa" w:w="100"/>
+            </w:tcMar>
+          </w:tcPr>
+          <w:p>
+            <w:pPr>
+              <w:spacing w:after="0" w:before="0"/>
+            </w:pPr>
+            <w:r>
+              <w:rPr>
+                <w:b/>
+                <w:bCs/>
+                <w:color w:val="7A5400"/>
+                <w:sz w:val="16"/>
+                <w:szCs w:val="16"/>
+              </w:rPr>
+              <w:t xml:space="preserve">EXPLAIN YOUR REASONING</w:t>
+            </w:r>
+          </w:p>
+        </w:tc>
+      </w:tr>
+      <w:tr>
+        <w:trPr>
+          <w:cantSplit/>
+        </w:trPr>
+        <w:tc>
+          <w:tcPr>
+            <w:tcW w:type="dxa" w:w="2800"/>
+            <w:tcMar>
+              <w:top w:type="dxa" w:w="80"/>
+              <w:left w:type="dxa" w:w="100"/>
+              <w:bottom w:type="dxa" w:w="80"/>
+              <w:right w:type="dxa" w:w="100"/>
+            </w:tcMar>
+            <w:vAlign w:val="top"/>
+          </w:tcPr>
+          <w:p>
+            <w:pPr>
+              <w:spacing w:after="40" w:before="0"/>
+            </w:pPr>
+            <w:r>
+              <w:rPr>
+                <w:b/>
+                <w:bCs/>
+                <w:color w:val="0F2B3C"/>
+                <w:sz w:val="20"/>
+                <w:szCs w:val="20"/>
+              </w:rPr>
+              <w:t xml:space="preserve">2.  A pretzel costs $3. Which ordered pair (pretzels, cost) shows 4 pretzels?</w:t>
+            </w:r>
+          </w:p>
+          <w:p>
+            <w:pPr>
+              <w:spacing w:after="40" w:before="0"/>
+            </w:pPr>
+            <w:r>
+              <w:rPr>
+                <w:i/>
+                <w:iCs/>
+                <w:color w:val="3F4D5C"/>
+                <w:sz w:val="20"/>
+                <w:szCs w:val="20"/>
+              </w:rPr>
+              <w:t xml:space="preserve">B. Un pretzel cuesta $3. ¿Qué par ordenado (pretzels, costo) muestra 4 pretzels?</w:t>
+            </w:r>
+          </w:p>
+          <w:p>
+            <w:pPr>
+              <w:spacing w:after="0" w:before="0"/>
+            </w:pPr>
+            <w:r>
+              <w:rPr>
+                <w:color w:val="5E6E7E"/>
+                <w:sz w:val="18"/>
+                <w:szCs w:val="18"/>
+              </w:rPr>
+              <w:t xml:space="preserve">Choices: (12, 4)   /   (4, 7)   /   (4, 12)   /   (4, 3)</w:t>
+            </w:r>
+          </w:p>
+        </w:tc>
+        <w:tc>
+          <w:tcPr>
+            <w:tcW w:type="dxa" w:w="3560"/>
+            <w:tcMar>
+              <w:top w:type="dxa" w:w="80"/>
+              <w:left w:type="dxa" w:w="100"/>
+              <w:bottom w:type="dxa" w:w="80"/>
+              <w:right w:type="dxa" w:w="100"/>
+            </w:tcMar>
+            <w:vAlign w:val="top"/>
+          </w:tcPr>
+          <w:p>
+            <w:pPr>
+              <w:spacing w:after="50" w:before="0"/>
+            </w:pPr>
+            <w:r>
+              <w:rPr>
+                <w:color w:val="BBBBBB"/>
+                <w:sz w:val="18"/>
+                <w:szCs w:val="18"/>
+              </w:rPr>
+              <w:t xml:space="preserve">____________________________</w:t>
+            </w:r>
+          </w:p>
+          <w:p>
+            <w:pPr>
+              <w:spacing w:after="50" w:before="0"/>
+            </w:pPr>
+            <w:r>
+              <w:rPr>
+                <w:color w:val="BBBBBB"/>
+                <w:sz w:val="18"/>
+                <w:szCs w:val="18"/>
+              </w:rPr>
+              <w:t xml:space="preserve">____________________________</w:t>
+            </w:r>
+          </w:p>
+          <w:p>
+            <w:pPr>
+              <w:spacing w:after="50" w:before="0"/>
+            </w:pPr>
+            <w:r>
+              <w:rPr>
+                <w:color w:val="BBBBBB"/>
+                <w:sz w:val="18"/>
+                <w:szCs w:val="18"/>
+              </w:rPr>
+              <w:t xml:space="preserve">____________________________</w:t>
+            </w:r>
+          </w:p>
+          <w:p>
+            <w:pPr>
+              <w:spacing w:after="50" w:before="0"/>
+            </w:pPr>
+            <w:r>
+              <w:rPr>
+                <w:color w:val="BBBBBB"/>
+                <w:sz w:val="18"/>
+                <w:szCs w:val="18"/>
+              </w:rPr>
+              <w:t xml:space="preserve">____________________________</w:t>
+            </w:r>
+          </w:p>
+        </w:tc>
+        <w:tc>
+          <w:tcPr>
+            <w:tcW w:type="dxa" w:w="3000"/>
+            <w:shd w:fill="FBF3E2" w:color="auto" w:val="clear"/>
+            <w:tcMar>
+              <w:top w:type="dxa" w:w="80"/>
+              <w:left w:type="dxa" w:w="100"/>
+              <w:bottom w:type="dxa" w:w="80"/>
+              <w:right w:type="dxa" w:w="100"/>
+            </w:tcMar>
+            <w:vAlign w:val="top"/>
+          </w:tcPr>
+          <w:p>
+            <w:pPr>
+              <w:spacing w:after="30" w:before="0"/>
+            </w:pPr>
+            <w:r>
+              <w:rPr>
+                <w:b/>
+                <w:bCs/>
+                <w:color w:val="0F2B3C"/>
+                <w:sz w:val="18"/>
+                <w:szCs w:val="18"/>
+              </w:rPr>
+              <w:t xml:space="preserve">Because... ________________</w:t>
+            </w:r>
+          </w:p>
+          <w:p>
+            <w:pPr>
+              <w:spacing w:after="50" w:before="0"/>
+            </w:pPr>
+            <w:r>
+              <w:rPr>
+                <w:color w:val="BBBBBB"/>
+                <w:sz w:val="18"/>
+                <w:szCs w:val="18"/>
+              </w:rPr>
+              <w:t xml:space="preserve">____________________________</w:t>
+            </w:r>
+          </w:p>
+          <w:p>
+            <w:pPr>
+              <w:spacing w:after="30" w:before="40"/>
+            </w:pPr>
+            <w:r>
+              <w:rPr>
+                <w:b/>
+                <w:bCs/>
+                <w:color w:val="1A6FB5"/>
+                <w:sz w:val="18"/>
+                <w:szCs w:val="18"/>
+              </w:rPr>
+              <w:t xml:space="preserve">Although... _______________</w:t>
+            </w:r>
+          </w:p>
+          <w:p>
+            <w:pPr>
+              <w:spacing w:after="50" w:before="0"/>
+            </w:pPr>
+            <w:r>
+              <w:rPr>
+                <w:color w:val="BBBBBB"/>
+                <w:sz w:val="18"/>
+                <w:szCs w:val="18"/>
+              </w:rPr>
+              <w:t xml:space="preserve">____________________________</w:t>
+            </w:r>
+          </w:p>
+          <w:p>
+            <w:pPr>
+              <w:spacing w:after="30" w:before="40"/>
+            </w:pPr>
+            <w:r>
+              <w:rPr>
+                <w:b/>
+                <w:bCs/>
+                <w:color w:val="7A5400"/>
+                <w:sz w:val="18"/>
+                <w:szCs w:val="18"/>
+              </w:rPr>
+              <w:t xml:space="preserve">Therefore... ______________</w:t>
+            </w:r>
+          </w:p>
+          <w:p>
+            <w:pPr>
+              <w:spacing w:after="50" w:before="0"/>
+            </w:pPr>
+            <w:r>
+              <w:rPr>
+                <w:color w:val="BBBBBB"/>
+                <w:sz w:val="18"/>
+                <w:szCs w:val="18"/>
+              </w:rPr>
+              <w:t xml:space="preserve">____________________________</w:t>
+            </w:r>
+          </w:p>
+        </w:tc>
+      </w:tr>
+    </w:tbl>
     <w:p>
       <w:pPr>
         <w:spacing w:after="60" w:before="0"/>
       </w:pPr>
       <w:r>
-        <w:rPr>
-          <w:i/>
-          <w:iCs/>
-          <w:color w:val="3F4D5C"/>
-          <w:sz w:val="20"/>
-          <w:szCs w:val="20"/>
-        </w:rPr>
-        <w:t xml:space="preserve">B. Un pretzel cuesta $3. ¿Qué par ordenado (pretzels, costo) muestra 4 pretzels?</w:t>
-      </w:r>
-    </w:p>
-    <w:p>
-      <w:pPr>
-        <w:spacing w:after="40" w:before="0"/>
-      </w:pPr>
-      <w:r>
-        <w:rPr>
-          <w:color w:val="5E6E7E"/>
-          <w:sz w:val="20"/>
-          <w:szCs w:val="20"/>
-        </w:rPr>
-        <w:t xml:space="preserve">     choices: (12, 4)   /   (4, 7)   /   (4, 12)   /   (4, 3)</w:t>
-      </w:r>
-    </w:p>
-    <w:p>
-      <w:pPr>
-        <w:spacing w:after="80" w:before="0"/>
-      </w:pPr>
-      <w:r>
-        <w:rPr>
-          <w:color w:val="BBBBBB"/>
-        </w:rPr>
-        <w:t xml:space="preserve">____________________________________________________</w:t>
-      </w:r>
-    </w:p>
-    <w:p>
-      <w:pPr>
-        <w:spacing w:after="40" w:before="0"/>
-      </w:pPr>
-      <w:r>
-        <w:rPr>
-          <w:sz w:val="22"/>
-          <w:szCs w:val="22"/>
-        </w:rPr>
-        <w:t xml:space="preserve">3.  A graph shows (tickets, cost). Which label goes on the horizontal axis?</w:t>
-      </w:r>
-    </w:p>
+        <w:t xml:space="preserve"/>
+      </w:r>
+    </w:p>
+    <w:tbl>
+      <w:tblPr>
+        <w:tblW w:type="dxa" w:w="9360"/>
+        <w:tblBorders>
+          <w:top w:val="single" w:color="C7D2DD" w:sz="6"/>
+          <w:left w:val="single" w:color="C7D2DD" w:sz="6"/>
+          <w:bottom w:val="single" w:color="C7D2DD" w:sz="6"/>
+          <w:right w:val="single" w:color="C7D2DD" w:sz="6"/>
+          <w:insideH w:val="single" w:color="C7D2DD" w:sz="6"/>
+          <w:insideV w:val="single" w:color="C7D2DD" w:sz="6"/>
+        </w:tblBorders>
+      </w:tblPr>
+      <w:tblGrid>
+        <w:gridCol w:w="2800"/>
+        <w:gridCol w:w="3560"/>
+        <w:gridCol w:w="3000"/>
+      </w:tblGrid>
+      <w:tr>
+        <w:trPr>
+          <w:cantSplit/>
+          <w:tblHeader/>
+        </w:trPr>
+        <w:tc>
+          <w:tcPr>
+            <w:tcW w:type="dxa" w:w="2800"/>
+            <w:shd w:fill="EEF4F8" w:color="auto" w:val="clear"/>
+            <w:tcMar>
+              <w:top w:type="dxa" w:w="60"/>
+              <w:left w:type="dxa" w:w="100"/>
+              <w:bottom w:type="dxa" w:w="60"/>
+              <w:right w:type="dxa" w:w="100"/>
+            </w:tcMar>
+          </w:tcPr>
+          <w:p>
+            <w:pPr>
+              <w:spacing w:after="0" w:before="0"/>
+            </w:pPr>
+            <w:r>
+              <w:rPr>
+                <w:b/>
+                <w:bCs/>
+                <w:color w:val="0F2B3C"/>
+                <w:sz w:val="16"/>
+                <w:szCs w:val="16"/>
+              </w:rPr>
+              <w:t xml:space="preserve">CORE PROBLEM / GIVEN REPRESENTATION</w:t>
+            </w:r>
+          </w:p>
+        </w:tc>
+        <w:tc>
+          <w:tcPr>
+            <w:tcW w:type="dxa" w:w="3560"/>
+            <w:shd w:fill="EEF4F8" w:color="auto" w:val="clear"/>
+            <w:tcMar>
+              <w:top w:type="dxa" w:w="60"/>
+              <w:left w:type="dxa" w:w="100"/>
+              <w:bottom w:type="dxa" w:w="60"/>
+              <w:right w:type="dxa" w:w="100"/>
+            </w:tcMar>
+          </w:tcPr>
+          <w:p>
+            <w:pPr>
+              <w:spacing w:after="0" w:before="0"/>
+            </w:pPr>
+            <w:r>
+              <w:rPr>
+                <w:b/>
+                <w:bCs/>
+                <w:color w:val="0F2B3C"/>
+                <w:sz w:val="16"/>
+                <w:szCs w:val="16"/>
+              </w:rPr>
+              <w:t xml:space="preserve">WORKING SPACE / CALCULATION STEPS</w:t>
+            </w:r>
+          </w:p>
+        </w:tc>
+        <w:tc>
+          <w:tcPr>
+            <w:tcW w:type="dxa" w:w="3000"/>
+            <w:shd w:fill="FBF3E2" w:color="auto" w:val="clear"/>
+            <w:tcMar>
+              <w:top w:type="dxa" w:w="60"/>
+              <w:left w:type="dxa" w:w="100"/>
+              <w:bottom w:type="dxa" w:w="60"/>
+              <w:right w:type="dxa" w:w="100"/>
+            </w:tcMar>
+          </w:tcPr>
+          <w:p>
+            <w:pPr>
+              <w:spacing w:after="0" w:before="0"/>
+            </w:pPr>
+            <w:r>
+              <w:rPr>
+                <w:b/>
+                <w:bCs/>
+                <w:color w:val="7A5400"/>
+                <w:sz w:val="16"/>
+                <w:szCs w:val="16"/>
+              </w:rPr>
+              <w:t xml:space="preserve">EXPLAIN YOUR REASONING</w:t>
+            </w:r>
+          </w:p>
+        </w:tc>
+      </w:tr>
+      <w:tr>
+        <w:trPr>
+          <w:cantSplit/>
+        </w:trPr>
+        <w:tc>
+          <w:tcPr>
+            <w:tcW w:type="dxa" w:w="2800"/>
+            <w:tcMar>
+              <w:top w:type="dxa" w:w="80"/>
+              <w:left w:type="dxa" w:w="100"/>
+              <w:bottom w:type="dxa" w:w="80"/>
+              <w:right w:type="dxa" w:w="100"/>
+            </w:tcMar>
+            <w:vAlign w:val="top"/>
+          </w:tcPr>
+          <w:p>
+            <w:pPr>
+              <w:spacing w:after="40" w:before="0"/>
+            </w:pPr>
+            <w:r>
+              <w:rPr>
+                <w:b/>
+                <w:bCs/>
+                <w:color w:val="0F2B3C"/>
+                <w:sz w:val="20"/>
+                <w:szCs w:val="20"/>
+              </w:rPr>
+              <w:t xml:space="preserve">3.  A graph shows (tickets, cost). Which label goes on the horizontal axis?</w:t>
+            </w:r>
+          </w:p>
+          <w:p>
+            <w:pPr>
+              <w:spacing w:after="40" w:before="0"/>
+            </w:pPr>
+            <w:r>
+              <w:rPr>
+                <w:i/>
+                <w:iCs/>
+                <w:color w:val="3F4D5C"/>
+                <w:sz w:val="20"/>
+                <w:szCs w:val="20"/>
+              </w:rPr>
+              <w:t xml:space="preserve">C. Una gráfica muestra (boletos, costo). ¿Qué rótulo va en el eje horizontal?</w:t>
+            </w:r>
+          </w:p>
+          <w:p>
+            <w:pPr>
+              <w:spacing w:after="0" w:before="0"/>
+            </w:pPr>
+            <w:r>
+              <w:rPr>
+                <w:color w:val="5E6E7E"/>
+                <w:sz w:val="18"/>
+                <w:szCs w:val="18"/>
+              </w:rPr>
+              <w:t xml:space="preserve">Choices: number of tickets   /   total cost   /   price of one ticket</w:t>
+            </w:r>
+          </w:p>
+        </w:tc>
+        <w:tc>
+          <w:tcPr>
+            <w:tcW w:type="dxa" w:w="3560"/>
+            <w:tcMar>
+              <w:top w:type="dxa" w:w="80"/>
+              <w:left w:type="dxa" w:w="100"/>
+              <w:bottom w:type="dxa" w:w="80"/>
+              <w:right w:type="dxa" w:w="100"/>
+            </w:tcMar>
+            <w:vAlign w:val="top"/>
+          </w:tcPr>
+          <w:p>
+            <w:pPr>
+              <w:spacing w:after="50" w:before="0"/>
+            </w:pPr>
+            <w:r>
+              <w:rPr>
+                <w:color w:val="BBBBBB"/>
+                <w:sz w:val="18"/>
+                <w:szCs w:val="18"/>
+              </w:rPr>
+              <w:t xml:space="preserve">____________________________</w:t>
+            </w:r>
+          </w:p>
+          <w:p>
+            <w:pPr>
+              <w:spacing w:after="50" w:before="0"/>
+            </w:pPr>
+            <w:r>
+              <w:rPr>
+                <w:color w:val="BBBBBB"/>
+                <w:sz w:val="18"/>
+                <w:szCs w:val="18"/>
+              </w:rPr>
+              <w:t xml:space="preserve">____________________________</w:t>
+            </w:r>
+          </w:p>
+          <w:p>
+            <w:pPr>
+              <w:spacing w:after="50" w:before="0"/>
+            </w:pPr>
+            <w:r>
+              <w:rPr>
+                <w:color w:val="BBBBBB"/>
+                <w:sz w:val="18"/>
+                <w:szCs w:val="18"/>
+              </w:rPr>
+              <w:t xml:space="preserve">____________________________</w:t>
+            </w:r>
+          </w:p>
+          <w:p>
+            <w:pPr>
+              <w:spacing w:after="50" w:before="0"/>
+            </w:pPr>
+            <w:r>
+              <w:rPr>
+                <w:color w:val="BBBBBB"/>
+                <w:sz w:val="18"/>
+                <w:szCs w:val="18"/>
+              </w:rPr>
+              <w:t xml:space="preserve">____________________________</w:t>
+            </w:r>
+          </w:p>
+        </w:tc>
+        <w:tc>
+          <w:tcPr>
+            <w:tcW w:type="dxa" w:w="3000"/>
+            <w:shd w:fill="FBF3E2" w:color="auto" w:val="clear"/>
+            <w:tcMar>
+              <w:top w:type="dxa" w:w="80"/>
+              <w:left w:type="dxa" w:w="100"/>
+              <w:bottom w:type="dxa" w:w="80"/>
+              <w:right w:type="dxa" w:w="100"/>
+            </w:tcMar>
+            <w:vAlign w:val="top"/>
+          </w:tcPr>
+          <w:p>
+            <w:pPr>
+              <w:spacing w:after="30" w:before="0"/>
+            </w:pPr>
+            <w:r>
+              <w:rPr>
+                <w:b/>
+                <w:bCs/>
+                <w:color w:val="0F2B3C"/>
+                <w:sz w:val="18"/>
+                <w:szCs w:val="18"/>
+              </w:rPr>
+              <w:t xml:space="preserve">Because... ________________</w:t>
+            </w:r>
+          </w:p>
+          <w:p>
+            <w:pPr>
+              <w:spacing w:after="50" w:before="0"/>
+            </w:pPr>
+            <w:r>
+              <w:rPr>
+                <w:color w:val="BBBBBB"/>
+                <w:sz w:val="18"/>
+                <w:szCs w:val="18"/>
+              </w:rPr>
+              <w:t xml:space="preserve">____________________________</w:t>
+            </w:r>
+          </w:p>
+          <w:p>
+            <w:pPr>
+              <w:spacing w:after="30" w:before="40"/>
+            </w:pPr>
+            <w:r>
+              <w:rPr>
+                <w:b/>
+                <w:bCs/>
+                <w:color w:val="1A6FB5"/>
+                <w:sz w:val="18"/>
+                <w:szCs w:val="18"/>
+              </w:rPr>
+              <w:t xml:space="preserve">Although... _______________</w:t>
+            </w:r>
+          </w:p>
+          <w:p>
+            <w:pPr>
+              <w:spacing w:after="50" w:before="0"/>
+            </w:pPr>
+            <w:r>
+              <w:rPr>
+                <w:color w:val="BBBBBB"/>
+                <w:sz w:val="18"/>
+                <w:szCs w:val="18"/>
+              </w:rPr>
+              <w:t xml:space="preserve">____________________________</w:t>
+            </w:r>
+          </w:p>
+          <w:p>
+            <w:pPr>
+              <w:spacing w:after="30" w:before="40"/>
+            </w:pPr>
+            <w:r>
+              <w:rPr>
+                <w:b/>
+                <w:bCs/>
+                <w:color w:val="7A5400"/>
+                <w:sz w:val="18"/>
+                <w:szCs w:val="18"/>
+              </w:rPr>
+              <w:t xml:space="preserve">Therefore... ______________</w:t>
+            </w:r>
+          </w:p>
+          <w:p>
+            <w:pPr>
+              <w:spacing w:after="50" w:before="0"/>
+            </w:pPr>
+            <w:r>
+              <w:rPr>
+                <w:color w:val="BBBBBB"/>
+                <w:sz w:val="18"/>
+                <w:szCs w:val="18"/>
+              </w:rPr>
+              <w:t xml:space="preserve">____________________________</w:t>
+            </w:r>
+          </w:p>
+        </w:tc>
+      </w:tr>
+    </w:tbl>
     <w:p>
       <w:pPr>
         <w:spacing w:after="60" w:before="0"/>
       </w:pPr>
       <w:r>
-        <w:rPr>
-          <w:i/>
-          <w:iCs/>
-          <w:color w:val="3F4D5C"/>
-          <w:sz w:val="20"/>
-          <w:szCs w:val="20"/>
-        </w:rPr>
-        <w:t xml:space="preserve">C. Una gráfica muestra (boletos, costo). ¿Qué rótulo va en el eje horizontal?</w:t>
-      </w:r>
-    </w:p>
-    <w:p>
-      <w:pPr>
-        <w:spacing w:after="40" w:before="0"/>
-      </w:pPr>
-      <w:r>
-        <w:rPr>
-          <w:color w:val="5E6E7E"/>
-          <w:sz w:val="20"/>
-          <w:szCs w:val="20"/>
-        </w:rPr>
-        <w:t xml:space="preserve">     choices: number of tickets   /   total cost   /   price of one ticket</w:t>
-      </w:r>
-    </w:p>
-    <w:p>
-      <w:pPr>
-        <w:spacing w:after="80" w:before="0"/>
-      </w:pPr>
-      <w:r>
-        <w:rPr>
-          <w:color w:val="BBBBBB"/>
-        </w:rPr>
-        <w:t xml:space="preserve">____________________________________________________</w:t>
+        <w:t xml:space="preserve"/>
       </w:r>
     </w:p>
     <w:p>
@@ -499,131 +3311,980 @@
         <w:t xml:space="preserve">Comprueba si un punto sigue la tasa.</w:t>
       </w:r>
     </w:p>
-    <w:p>
-      <w:pPr>
-        <w:spacing w:after="40" w:before="0"/>
-      </w:pPr>
-      <w:r>
-        <w:rPr>
-          <w:sz w:val="22"/>
-          <w:szCs w:val="22"/>
-        </w:rPr>
-        <w:t xml:space="preserve">1.  Tickets cost $45 each. Which point (tickets, cost) is correct?</w:t>
-      </w:r>
-    </w:p>
+    <w:tbl>
+      <w:tblPr>
+        <w:tblW w:type="dxa" w:w="9360"/>
+        <w:tblBorders>
+          <w:top w:val="single" w:color="C7D2DD" w:sz="6"/>
+          <w:left w:val="single" w:color="C7D2DD" w:sz="6"/>
+          <w:bottom w:val="single" w:color="C7D2DD" w:sz="6"/>
+          <w:right w:val="single" w:color="C7D2DD" w:sz="6"/>
+          <w:insideH w:val="single" w:color="C7D2DD" w:sz="6"/>
+          <w:insideV w:val="single" w:color="C7D2DD" w:sz="6"/>
+        </w:tblBorders>
+      </w:tblPr>
+      <w:tblGrid>
+        <w:gridCol w:w="2800"/>
+        <w:gridCol w:w="3560"/>
+        <w:gridCol w:w="3000"/>
+      </w:tblGrid>
+      <w:tr>
+        <w:trPr>
+          <w:cantSplit/>
+          <w:tblHeader/>
+        </w:trPr>
+        <w:tc>
+          <w:tcPr>
+            <w:tcW w:type="dxa" w:w="2800"/>
+            <w:shd w:fill="EEF4F8" w:color="auto" w:val="clear"/>
+            <w:tcMar>
+              <w:top w:type="dxa" w:w="60"/>
+              <w:left w:type="dxa" w:w="100"/>
+              <w:bottom w:type="dxa" w:w="60"/>
+              <w:right w:type="dxa" w:w="100"/>
+            </w:tcMar>
+          </w:tcPr>
+          <w:p>
+            <w:pPr>
+              <w:spacing w:after="0" w:before="0"/>
+            </w:pPr>
+            <w:r>
+              <w:rPr>
+                <w:b/>
+                <w:bCs/>
+                <w:color w:val="0F2B3C"/>
+                <w:sz w:val="16"/>
+                <w:szCs w:val="16"/>
+              </w:rPr>
+              <w:t xml:space="preserve">CORE PROBLEM / GIVEN REPRESENTATION</w:t>
+            </w:r>
+          </w:p>
+        </w:tc>
+        <w:tc>
+          <w:tcPr>
+            <w:tcW w:type="dxa" w:w="3560"/>
+            <w:shd w:fill="EEF4F8" w:color="auto" w:val="clear"/>
+            <w:tcMar>
+              <w:top w:type="dxa" w:w="60"/>
+              <w:left w:type="dxa" w:w="100"/>
+              <w:bottom w:type="dxa" w:w="60"/>
+              <w:right w:type="dxa" w:w="100"/>
+            </w:tcMar>
+          </w:tcPr>
+          <w:p>
+            <w:pPr>
+              <w:spacing w:after="0" w:before="0"/>
+            </w:pPr>
+            <w:r>
+              <w:rPr>
+                <w:b/>
+                <w:bCs/>
+                <w:color w:val="0F2B3C"/>
+                <w:sz w:val="16"/>
+                <w:szCs w:val="16"/>
+              </w:rPr>
+              <w:t xml:space="preserve">WORKING SPACE / CALCULATION STEPS</w:t>
+            </w:r>
+          </w:p>
+        </w:tc>
+        <w:tc>
+          <w:tcPr>
+            <w:tcW w:type="dxa" w:w="3000"/>
+            <w:shd w:fill="FBF3E2" w:color="auto" w:val="clear"/>
+            <w:tcMar>
+              <w:top w:type="dxa" w:w="60"/>
+              <w:left w:type="dxa" w:w="100"/>
+              <w:bottom w:type="dxa" w:w="60"/>
+              <w:right w:type="dxa" w:w="100"/>
+            </w:tcMar>
+          </w:tcPr>
+          <w:p>
+            <w:pPr>
+              <w:spacing w:after="0" w:before="0"/>
+            </w:pPr>
+            <w:r>
+              <w:rPr>
+                <w:b/>
+                <w:bCs/>
+                <w:color w:val="7A5400"/>
+                <w:sz w:val="16"/>
+                <w:szCs w:val="16"/>
+              </w:rPr>
+              <w:t xml:space="preserve">EXPLAIN YOUR REASONING</w:t>
+            </w:r>
+          </w:p>
+        </w:tc>
+      </w:tr>
+      <w:tr>
+        <w:trPr>
+          <w:cantSplit/>
+        </w:trPr>
+        <w:tc>
+          <w:tcPr>
+            <w:tcW w:type="dxa" w:w="2800"/>
+            <w:tcMar>
+              <w:top w:type="dxa" w:w="80"/>
+              <w:left w:type="dxa" w:w="100"/>
+              <w:bottom w:type="dxa" w:w="80"/>
+              <w:right w:type="dxa" w:w="100"/>
+            </w:tcMar>
+            <w:vAlign w:val="top"/>
+          </w:tcPr>
+          <w:p>
+            <w:pPr>
+              <w:spacing w:after="40" w:before="0"/>
+            </w:pPr>
+            <w:r>
+              <w:rPr>
+                <w:b/>
+                <w:bCs/>
+                <w:color w:val="0F2B3C"/>
+                <w:sz w:val="20"/>
+                <w:szCs w:val="20"/>
+              </w:rPr>
+              <w:t xml:space="preserve">1.  Tickets cost $45 each. Which point (tickets, cost) is correct?</w:t>
+            </w:r>
+          </w:p>
+          <w:p>
+            <w:pPr>
+              <w:spacing w:after="40" w:before="0"/>
+            </w:pPr>
+            <w:r>
+              <w:rPr>
+                <w:i/>
+                <w:iCs/>
+                <w:color w:val="3F4D5C"/>
+                <w:sz w:val="20"/>
+                <w:szCs w:val="20"/>
+              </w:rPr>
+              <w:t xml:space="preserve">A. Los boletos cuestan $45 cada uno. ¿Qué punto (boletos, costo) es correcto?</w:t>
+            </w:r>
+          </w:p>
+          <w:p>
+            <w:pPr>
+              <w:spacing w:after="0" w:before="0"/>
+            </w:pPr>
+            <w:r>
+              <w:rPr>
+                <w:color w:val="5E6E7E"/>
+                <w:sz w:val="18"/>
+                <w:szCs w:val="18"/>
+              </w:rPr>
+              <w:t xml:space="preserve">Choices: (4, 190)   /   (5, 225)   /   (1, 55)   /   (6, 260)</w:t>
+            </w:r>
+          </w:p>
+        </w:tc>
+        <w:tc>
+          <w:tcPr>
+            <w:tcW w:type="dxa" w:w="3560"/>
+            <w:tcMar>
+              <w:top w:type="dxa" w:w="80"/>
+              <w:left w:type="dxa" w:w="100"/>
+              <w:bottom w:type="dxa" w:w="80"/>
+              <w:right w:type="dxa" w:w="100"/>
+            </w:tcMar>
+            <w:vAlign w:val="top"/>
+          </w:tcPr>
+          <w:p>
+            <w:pPr>
+              <w:spacing w:after="50" w:before="0"/>
+            </w:pPr>
+            <w:r>
+              <w:rPr>
+                <w:color w:val="BBBBBB"/>
+                <w:sz w:val="18"/>
+                <w:szCs w:val="18"/>
+              </w:rPr>
+              <w:t xml:space="preserve">____________________________</w:t>
+            </w:r>
+          </w:p>
+          <w:p>
+            <w:pPr>
+              <w:spacing w:after="50" w:before="0"/>
+            </w:pPr>
+            <w:r>
+              <w:rPr>
+                <w:color w:val="BBBBBB"/>
+                <w:sz w:val="18"/>
+                <w:szCs w:val="18"/>
+              </w:rPr>
+              <w:t xml:space="preserve">____________________________</w:t>
+            </w:r>
+          </w:p>
+          <w:p>
+            <w:pPr>
+              <w:spacing w:after="50" w:before="0"/>
+            </w:pPr>
+            <w:r>
+              <w:rPr>
+                <w:color w:val="BBBBBB"/>
+                <w:sz w:val="18"/>
+                <w:szCs w:val="18"/>
+              </w:rPr>
+              <w:t xml:space="preserve">____________________________</w:t>
+            </w:r>
+          </w:p>
+          <w:p>
+            <w:pPr>
+              <w:spacing w:after="50" w:before="0"/>
+            </w:pPr>
+            <w:r>
+              <w:rPr>
+                <w:color w:val="BBBBBB"/>
+                <w:sz w:val="18"/>
+                <w:szCs w:val="18"/>
+              </w:rPr>
+              <w:t xml:space="preserve">____________________________</w:t>
+            </w:r>
+          </w:p>
+        </w:tc>
+        <w:tc>
+          <w:tcPr>
+            <w:tcW w:type="dxa" w:w="3000"/>
+            <w:shd w:fill="FBF3E2" w:color="auto" w:val="clear"/>
+            <w:tcMar>
+              <w:top w:type="dxa" w:w="80"/>
+              <w:left w:type="dxa" w:w="100"/>
+              <w:bottom w:type="dxa" w:w="80"/>
+              <w:right w:type="dxa" w:w="100"/>
+            </w:tcMar>
+            <w:vAlign w:val="top"/>
+          </w:tcPr>
+          <w:p>
+            <w:pPr>
+              <w:spacing w:after="30" w:before="0"/>
+            </w:pPr>
+            <w:r>
+              <w:rPr>
+                <w:b/>
+                <w:bCs/>
+                <w:color w:val="0F2B3C"/>
+                <w:sz w:val="18"/>
+                <w:szCs w:val="18"/>
+              </w:rPr>
+              <w:t xml:space="preserve">Because... ________________</w:t>
+            </w:r>
+          </w:p>
+          <w:p>
+            <w:pPr>
+              <w:spacing w:after="50" w:before="0"/>
+            </w:pPr>
+            <w:r>
+              <w:rPr>
+                <w:color w:val="BBBBBB"/>
+                <w:sz w:val="18"/>
+                <w:szCs w:val="18"/>
+              </w:rPr>
+              <w:t xml:space="preserve">____________________________</w:t>
+            </w:r>
+          </w:p>
+          <w:p>
+            <w:pPr>
+              <w:spacing w:after="30" w:before="40"/>
+            </w:pPr>
+            <w:r>
+              <w:rPr>
+                <w:b/>
+                <w:bCs/>
+                <w:color w:val="1A6FB5"/>
+                <w:sz w:val="18"/>
+                <w:szCs w:val="18"/>
+              </w:rPr>
+              <w:t xml:space="preserve">Although... _______________</w:t>
+            </w:r>
+          </w:p>
+          <w:p>
+            <w:pPr>
+              <w:spacing w:after="50" w:before="0"/>
+            </w:pPr>
+            <w:r>
+              <w:rPr>
+                <w:color w:val="BBBBBB"/>
+                <w:sz w:val="18"/>
+                <w:szCs w:val="18"/>
+              </w:rPr>
+              <w:t xml:space="preserve">____________________________</w:t>
+            </w:r>
+          </w:p>
+          <w:p>
+            <w:pPr>
+              <w:spacing w:after="30" w:before="40"/>
+            </w:pPr>
+            <w:r>
+              <w:rPr>
+                <w:b/>
+                <w:bCs/>
+                <w:color w:val="7A5400"/>
+                <w:sz w:val="18"/>
+                <w:szCs w:val="18"/>
+              </w:rPr>
+              <w:t xml:space="preserve">Therefore... ______________</w:t>
+            </w:r>
+          </w:p>
+          <w:p>
+            <w:pPr>
+              <w:spacing w:after="50" w:before="0"/>
+            </w:pPr>
+            <w:r>
+              <w:rPr>
+                <w:color w:val="BBBBBB"/>
+                <w:sz w:val="18"/>
+                <w:szCs w:val="18"/>
+              </w:rPr>
+              <w:t xml:space="preserve">____________________________</w:t>
+            </w:r>
+          </w:p>
+        </w:tc>
+      </w:tr>
+    </w:tbl>
     <w:p>
       <w:pPr>
         <w:spacing w:after="60" w:before="0"/>
       </w:pPr>
       <w:r>
-        <w:rPr>
-          <w:i/>
-          <w:iCs/>
-          <w:color w:val="3F4D5C"/>
-          <w:sz w:val="20"/>
-          <w:szCs w:val="20"/>
-        </w:rPr>
-        <w:t xml:space="preserve">A. Los boletos cuestan $45 cada uno. ¿Qué punto (boletos, costo) es correcto?</w:t>
-      </w:r>
-    </w:p>
-    <w:p>
-      <w:pPr>
-        <w:spacing w:after="40" w:before="0"/>
-      </w:pPr>
-      <w:r>
-        <w:rPr>
-          <w:color w:val="5E6E7E"/>
-          <w:sz w:val="20"/>
-          <w:szCs w:val="20"/>
-        </w:rPr>
-        <w:t xml:space="preserve">     choices: (4, 190)   /   (5, 225)   /   (1, 55)   /   (6, 260)</w:t>
-      </w:r>
-    </w:p>
-    <w:p>
-      <w:pPr>
-        <w:spacing w:after="80" w:before="0"/>
-      </w:pPr>
-      <w:r>
-        <w:rPr>
-          <w:color w:val="BBBBBB"/>
-        </w:rPr>
-        <w:t xml:space="preserve">____________________________________________________</w:t>
-      </w:r>
-    </w:p>
-    <w:p>
-      <w:pPr>
-        <w:spacing w:after="40" w:before="0"/>
-      </w:pPr>
-      <w:r>
-        <w:rPr>
-          <w:sz w:val="22"/>
-          <w:szCs w:val="22"/>
-        </w:rPr>
-        <w:t xml:space="preserve">2.  A shuttle carries 48 fans on each trip. The point is (5, ___). What is the missing number of fans?</w:t>
-      </w:r>
-    </w:p>
+        <w:t xml:space="preserve"/>
+      </w:r>
+    </w:p>
+    <w:tbl>
+      <w:tblPr>
+        <w:tblW w:type="dxa" w:w="9360"/>
+        <w:tblBorders>
+          <w:top w:val="single" w:color="C7D2DD" w:sz="6"/>
+          <w:left w:val="single" w:color="C7D2DD" w:sz="6"/>
+          <w:bottom w:val="single" w:color="C7D2DD" w:sz="6"/>
+          <w:right w:val="single" w:color="C7D2DD" w:sz="6"/>
+          <w:insideH w:val="single" w:color="C7D2DD" w:sz="6"/>
+          <w:insideV w:val="single" w:color="C7D2DD" w:sz="6"/>
+        </w:tblBorders>
+      </w:tblPr>
+      <w:tblGrid>
+        <w:gridCol w:w="2800"/>
+        <w:gridCol w:w="3560"/>
+        <w:gridCol w:w="3000"/>
+      </w:tblGrid>
+      <w:tr>
+        <w:trPr>
+          <w:cantSplit/>
+          <w:tblHeader/>
+        </w:trPr>
+        <w:tc>
+          <w:tcPr>
+            <w:tcW w:type="dxa" w:w="2800"/>
+            <w:shd w:fill="EEF4F8" w:color="auto" w:val="clear"/>
+            <w:tcMar>
+              <w:top w:type="dxa" w:w="60"/>
+              <w:left w:type="dxa" w:w="100"/>
+              <w:bottom w:type="dxa" w:w="60"/>
+              <w:right w:type="dxa" w:w="100"/>
+            </w:tcMar>
+          </w:tcPr>
+          <w:p>
+            <w:pPr>
+              <w:spacing w:after="0" w:before="0"/>
+            </w:pPr>
+            <w:r>
+              <w:rPr>
+                <w:b/>
+                <w:bCs/>
+                <w:color w:val="0F2B3C"/>
+                <w:sz w:val="16"/>
+                <w:szCs w:val="16"/>
+              </w:rPr>
+              <w:t xml:space="preserve">CORE PROBLEM / GIVEN REPRESENTATION</w:t>
+            </w:r>
+          </w:p>
+        </w:tc>
+        <w:tc>
+          <w:tcPr>
+            <w:tcW w:type="dxa" w:w="3560"/>
+            <w:shd w:fill="EEF4F8" w:color="auto" w:val="clear"/>
+            <w:tcMar>
+              <w:top w:type="dxa" w:w="60"/>
+              <w:left w:type="dxa" w:w="100"/>
+              <w:bottom w:type="dxa" w:w="60"/>
+              <w:right w:type="dxa" w:w="100"/>
+            </w:tcMar>
+          </w:tcPr>
+          <w:p>
+            <w:pPr>
+              <w:spacing w:after="0" w:before="0"/>
+            </w:pPr>
+            <w:r>
+              <w:rPr>
+                <w:b/>
+                <w:bCs/>
+                <w:color w:val="0F2B3C"/>
+                <w:sz w:val="16"/>
+                <w:szCs w:val="16"/>
+              </w:rPr>
+              <w:t xml:space="preserve">WORKING SPACE / CALCULATION STEPS</w:t>
+            </w:r>
+          </w:p>
+        </w:tc>
+        <w:tc>
+          <w:tcPr>
+            <w:tcW w:type="dxa" w:w="3000"/>
+            <w:shd w:fill="FBF3E2" w:color="auto" w:val="clear"/>
+            <w:tcMar>
+              <w:top w:type="dxa" w:w="60"/>
+              <w:left w:type="dxa" w:w="100"/>
+              <w:bottom w:type="dxa" w:w="60"/>
+              <w:right w:type="dxa" w:w="100"/>
+            </w:tcMar>
+          </w:tcPr>
+          <w:p>
+            <w:pPr>
+              <w:spacing w:after="0" w:before="0"/>
+            </w:pPr>
+            <w:r>
+              <w:rPr>
+                <w:b/>
+                <w:bCs/>
+                <w:color w:val="7A5400"/>
+                <w:sz w:val="16"/>
+                <w:szCs w:val="16"/>
+              </w:rPr>
+              <w:t xml:space="preserve">EXPLAIN YOUR REASONING</w:t>
+            </w:r>
+          </w:p>
+        </w:tc>
+      </w:tr>
+      <w:tr>
+        <w:trPr>
+          <w:cantSplit/>
+        </w:trPr>
+        <w:tc>
+          <w:tcPr>
+            <w:tcW w:type="dxa" w:w="2800"/>
+            <w:tcMar>
+              <w:top w:type="dxa" w:w="80"/>
+              <w:left w:type="dxa" w:w="100"/>
+              <w:bottom w:type="dxa" w:w="80"/>
+              <w:right w:type="dxa" w:w="100"/>
+            </w:tcMar>
+            <w:vAlign w:val="top"/>
+          </w:tcPr>
+          <w:p>
+            <w:pPr>
+              <w:spacing w:after="40" w:before="0"/>
+            </w:pPr>
+            <w:r>
+              <w:rPr>
+                <w:b/>
+                <w:bCs/>
+                <w:color w:val="0F2B3C"/>
+                <w:sz w:val="20"/>
+                <w:szCs w:val="20"/>
+              </w:rPr>
+              <w:t xml:space="preserve">2.  A shuttle carries 48 fans on each trip. The point is (5, ___). What is the missing number of fans?</w:t>
+            </w:r>
+          </w:p>
+          <w:p>
+            <w:pPr>
+              <w:spacing w:after="40" w:before="0"/>
+            </w:pPr>
+            <w:r>
+              <w:rPr>
+                <w:i/>
+                <w:iCs/>
+                <w:color w:val="3F4D5C"/>
+                <w:sz w:val="20"/>
+                <w:szCs w:val="20"/>
+              </w:rPr>
+              <w:t xml:space="preserve">B. Un autobús lleva 48 aficionados en cada viaje. El punto es (5, ___). ¿Cuál es el número de aficionados que falta?</w:t>
+            </w:r>
+          </w:p>
+        </w:tc>
+        <w:tc>
+          <w:tcPr>
+            <w:tcW w:type="dxa" w:w="3560"/>
+            <w:tcMar>
+              <w:top w:type="dxa" w:w="80"/>
+              <w:left w:type="dxa" w:w="100"/>
+              <w:bottom w:type="dxa" w:w="80"/>
+              <w:right w:type="dxa" w:w="100"/>
+            </w:tcMar>
+            <w:vAlign w:val="top"/>
+          </w:tcPr>
+          <w:p>
+            <w:pPr>
+              <w:spacing w:after="50" w:before="0"/>
+            </w:pPr>
+            <w:r>
+              <w:rPr>
+                <w:color w:val="BBBBBB"/>
+                <w:sz w:val="18"/>
+                <w:szCs w:val="18"/>
+              </w:rPr>
+              <w:t xml:space="preserve">____________________________</w:t>
+            </w:r>
+          </w:p>
+          <w:p>
+            <w:pPr>
+              <w:spacing w:after="50" w:before="0"/>
+            </w:pPr>
+            <w:r>
+              <w:rPr>
+                <w:color w:val="BBBBBB"/>
+                <w:sz w:val="18"/>
+                <w:szCs w:val="18"/>
+              </w:rPr>
+              <w:t xml:space="preserve">____________________________</w:t>
+            </w:r>
+          </w:p>
+          <w:p>
+            <w:pPr>
+              <w:spacing w:after="50" w:before="0"/>
+            </w:pPr>
+            <w:r>
+              <w:rPr>
+                <w:color w:val="BBBBBB"/>
+                <w:sz w:val="18"/>
+                <w:szCs w:val="18"/>
+              </w:rPr>
+              <w:t xml:space="preserve">____________________________</w:t>
+            </w:r>
+          </w:p>
+          <w:p>
+            <w:pPr>
+              <w:spacing w:after="50" w:before="0"/>
+            </w:pPr>
+            <w:r>
+              <w:rPr>
+                <w:color w:val="BBBBBB"/>
+                <w:sz w:val="18"/>
+                <w:szCs w:val="18"/>
+              </w:rPr>
+              <w:t xml:space="preserve">____________________________</w:t>
+            </w:r>
+          </w:p>
+        </w:tc>
+        <w:tc>
+          <w:tcPr>
+            <w:tcW w:type="dxa" w:w="3000"/>
+            <w:shd w:fill="FBF3E2" w:color="auto" w:val="clear"/>
+            <w:tcMar>
+              <w:top w:type="dxa" w:w="80"/>
+              <w:left w:type="dxa" w:w="100"/>
+              <w:bottom w:type="dxa" w:w="80"/>
+              <w:right w:type="dxa" w:w="100"/>
+            </w:tcMar>
+            <w:vAlign w:val="top"/>
+          </w:tcPr>
+          <w:p>
+            <w:pPr>
+              <w:spacing w:after="30" w:before="0"/>
+            </w:pPr>
+            <w:r>
+              <w:rPr>
+                <w:b/>
+                <w:bCs/>
+                <w:color w:val="0F2B3C"/>
+                <w:sz w:val="18"/>
+                <w:szCs w:val="18"/>
+              </w:rPr>
+              <w:t xml:space="preserve">Because... ________________</w:t>
+            </w:r>
+          </w:p>
+          <w:p>
+            <w:pPr>
+              <w:spacing w:after="50" w:before="0"/>
+            </w:pPr>
+            <w:r>
+              <w:rPr>
+                <w:color w:val="BBBBBB"/>
+                <w:sz w:val="18"/>
+                <w:szCs w:val="18"/>
+              </w:rPr>
+              <w:t xml:space="preserve">____________________________</w:t>
+            </w:r>
+          </w:p>
+          <w:p>
+            <w:pPr>
+              <w:spacing w:after="30" w:before="40"/>
+            </w:pPr>
+            <w:r>
+              <w:rPr>
+                <w:b/>
+                <w:bCs/>
+                <w:color w:val="1A6FB5"/>
+                <w:sz w:val="18"/>
+                <w:szCs w:val="18"/>
+              </w:rPr>
+              <w:t xml:space="preserve">Although... _______________</w:t>
+            </w:r>
+          </w:p>
+          <w:p>
+            <w:pPr>
+              <w:spacing w:after="50" w:before="0"/>
+            </w:pPr>
+            <w:r>
+              <w:rPr>
+                <w:color w:val="BBBBBB"/>
+                <w:sz w:val="18"/>
+                <w:szCs w:val="18"/>
+              </w:rPr>
+              <w:t xml:space="preserve">____________________________</w:t>
+            </w:r>
+          </w:p>
+          <w:p>
+            <w:pPr>
+              <w:spacing w:after="30" w:before="40"/>
+            </w:pPr>
+            <w:r>
+              <w:rPr>
+                <w:b/>
+                <w:bCs/>
+                <w:color w:val="7A5400"/>
+                <w:sz w:val="18"/>
+                <w:szCs w:val="18"/>
+              </w:rPr>
+              <w:t xml:space="preserve">Therefore... ______________</w:t>
+            </w:r>
+          </w:p>
+          <w:p>
+            <w:pPr>
+              <w:spacing w:after="50" w:before="0"/>
+            </w:pPr>
+            <w:r>
+              <w:rPr>
+                <w:color w:val="BBBBBB"/>
+                <w:sz w:val="18"/>
+                <w:szCs w:val="18"/>
+              </w:rPr>
+              <w:t xml:space="preserve">____________________________</w:t>
+            </w:r>
+          </w:p>
+        </w:tc>
+      </w:tr>
+    </w:tbl>
     <w:p>
       <w:pPr>
         <w:spacing w:after="60" w:before="0"/>
       </w:pPr>
       <w:r>
-        <w:rPr>
-          <w:i/>
-          <w:iCs/>
-          <w:color w:val="3F4D5C"/>
-          <w:sz w:val="20"/>
-          <w:szCs w:val="20"/>
-        </w:rPr>
-        <w:t xml:space="preserve">B. Un autobús lleva 48 aficionados en cada viaje. El punto es (5, ___). ¿Cuál es el número de aficionados que falta?</w:t>
-      </w:r>
-    </w:p>
-    <w:p>
-      <w:pPr>
-        <w:spacing w:after="80" w:before="0"/>
-      </w:pPr>
-      <w:r>
-        <w:rPr>
-          <w:color w:val="BBBBBB"/>
-        </w:rPr>
-        <w:t xml:space="preserve">____________________________________________________</w:t>
-      </w:r>
-    </w:p>
-    <w:p>
-      <w:pPr>
-        <w:spacing w:after="40" w:before="0"/>
-      </w:pPr>
-      <w:r>
-        <w:rPr>
-          <w:sz w:val="22"/>
-          <w:szCs w:val="22"/>
-        </w:rPr>
-        <w:t xml:space="preserve">3.  A table goes up by the same amount each row: (1, 45), (2, 90), (3, 135). How much does the cost go up for each new ticket?</w:t>
-      </w:r>
-    </w:p>
+        <w:t xml:space="preserve"/>
+      </w:r>
+    </w:p>
+    <w:tbl>
+      <w:tblPr>
+        <w:tblW w:type="dxa" w:w="9360"/>
+        <w:tblBorders>
+          <w:top w:val="single" w:color="C7D2DD" w:sz="6"/>
+          <w:left w:val="single" w:color="C7D2DD" w:sz="6"/>
+          <w:bottom w:val="single" w:color="C7D2DD" w:sz="6"/>
+          <w:right w:val="single" w:color="C7D2DD" w:sz="6"/>
+          <w:insideH w:val="single" w:color="C7D2DD" w:sz="6"/>
+          <w:insideV w:val="single" w:color="C7D2DD" w:sz="6"/>
+        </w:tblBorders>
+      </w:tblPr>
+      <w:tblGrid>
+        <w:gridCol w:w="2800"/>
+        <w:gridCol w:w="3560"/>
+        <w:gridCol w:w="3000"/>
+      </w:tblGrid>
+      <w:tr>
+        <w:trPr>
+          <w:cantSplit/>
+          <w:tblHeader/>
+        </w:trPr>
+        <w:tc>
+          <w:tcPr>
+            <w:tcW w:type="dxa" w:w="2800"/>
+            <w:shd w:fill="EEF4F8" w:color="auto" w:val="clear"/>
+            <w:tcMar>
+              <w:top w:type="dxa" w:w="60"/>
+              <w:left w:type="dxa" w:w="100"/>
+              <w:bottom w:type="dxa" w:w="60"/>
+              <w:right w:type="dxa" w:w="100"/>
+            </w:tcMar>
+          </w:tcPr>
+          <w:p>
+            <w:pPr>
+              <w:spacing w:after="0" w:before="0"/>
+            </w:pPr>
+            <w:r>
+              <w:rPr>
+                <w:b/>
+                <w:bCs/>
+                <w:color w:val="0F2B3C"/>
+                <w:sz w:val="16"/>
+                <w:szCs w:val="16"/>
+              </w:rPr>
+              <w:t xml:space="preserve">CORE PROBLEM / GIVEN REPRESENTATION</w:t>
+            </w:r>
+          </w:p>
+        </w:tc>
+        <w:tc>
+          <w:tcPr>
+            <w:tcW w:type="dxa" w:w="3560"/>
+            <w:shd w:fill="EEF4F8" w:color="auto" w:val="clear"/>
+            <w:tcMar>
+              <w:top w:type="dxa" w:w="60"/>
+              <w:left w:type="dxa" w:w="100"/>
+              <w:bottom w:type="dxa" w:w="60"/>
+              <w:right w:type="dxa" w:w="100"/>
+            </w:tcMar>
+          </w:tcPr>
+          <w:p>
+            <w:pPr>
+              <w:spacing w:after="0" w:before="0"/>
+            </w:pPr>
+            <w:r>
+              <w:rPr>
+                <w:b/>
+                <w:bCs/>
+                <w:color w:val="0F2B3C"/>
+                <w:sz w:val="16"/>
+                <w:szCs w:val="16"/>
+              </w:rPr>
+              <w:t xml:space="preserve">WORKING SPACE / CALCULATION STEPS</w:t>
+            </w:r>
+          </w:p>
+        </w:tc>
+        <w:tc>
+          <w:tcPr>
+            <w:tcW w:type="dxa" w:w="3000"/>
+            <w:shd w:fill="FBF3E2" w:color="auto" w:val="clear"/>
+            <w:tcMar>
+              <w:top w:type="dxa" w:w="60"/>
+              <w:left w:type="dxa" w:w="100"/>
+              <w:bottom w:type="dxa" w:w="60"/>
+              <w:right w:type="dxa" w:w="100"/>
+            </w:tcMar>
+          </w:tcPr>
+          <w:p>
+            <w:pPr>
+              <w:spacing w:after="0" w:before="0"/>
+            </w:pPr>
+            <w:r>
+              <w:rPr>
+                <w:b/>
+                <w:bCs/>
+                <w:color w:val="7A5400"/>
+                <w:sz w:val="16"/>
+                <w:szCs w:val="16"/>
+              </w:rPr>
+              <w:t xml:space="preserve">EXPLAIN YOUR REASONING</w:t>
+            </w:r>
+          </w:p>
+        </w:tc>
+      </w:tr>
+      <w:tr>
+        <w:trPr>
+          <w:cantSplit/>
+        </w:trPr>
+        <w:tc>
+          <w:tcPr>
+            <w:tcW w:type="dxa" w:w="2800"/>
+            <w:tcMar>
+              <w:top w:type="dxa" w:w="80"/>
+              <w:left w:type="dxa" w:w="100"/>
+              <w:bottom w:type="dxa" w:w="80"/>
+              <w:right w:type="dxa" w:w="100"/>
+            </w:tcMar>
+            <w:vAlign w:val="top"/>
+          </w:tcPr>
+          <w:p>
+            <w:pPr>
+              <w:spacing w:after="40" w:before="0"/>
+            </w:pPr>
+            <w:r>
+              <w:rPr>
+                <w:b/>
+                <w:bCs/>
+                <w:color w:val="0F2B3C"/>
+                <w:sz w:val="20"/>
+                <w:szCs w:val="20"/>
+              </w:rPr>
+              <w:t xml:space="preserve">3.  A table goes up by the same amount each row: (1, 45), (2, 90), (3, 135). How much does the cost go up for each new ticket?</w:t>
+            </w:r>
+          </w:p>
+          <w:p>
+            <w:pPr>
+              <w:spacing w:after="40" w:before="0"/>
+            </w:pPr>
+            <w:r>
+              <w:rPr>
+                <w:i/>
+                <w:iCs/>
+                <w:color w:val="3F4D5C"/>
+                <w:sz w:val="20"/>
+                <w:szCs w:val="20"/>
+              </w:rPr>
+              <w:t xml:space="preserve">C. Una tabla aumenta la misma cantidad en cada fila: (1, 45), (2, 90), (3, 135). ¿Cuánto sube el costo por cada boleto nuevo?</w:t>
+            </w:r>
+          </w:p>
+        </w:tc>
+        <w:tc>
+          <w:tcPr>
+            <w:tcW w:type="dxa" w:w="3560"/>
+            <w:tcMar>
+              <w:top w:type="dxa" w:w="80"/>
+              <w:left w:type="dxa" w:w="100"/>
+              <w:bottom w:type="dxa" w:w="80"/>
+              <w:right w:type="dxa" w:w="100"/>
+            </w:tcMar>
+            <w:vAlign w:val="top"/>
+          </w:tcPr>
+          <w:p>
+            <w:pPr>
+              <w:spacing w:after="50" w:before="0"/>
+            </w:pPr>
+            <w:r>
+              <w:rPr>
+                <w:color w:val="BBBBBB"/>
+                <w:sz w:val="18"/>
+                <w:szCs w:val="18"/>
+              </w:rPr>
+              <w:t xml:space="preserve">____________________________</w:t>
+            </w:r>
+          </w:p>
+          <w:p>
+            <w:pPr>
+              <w:spacing w:after="50" w:before="0"/>
+            </w:pPr>
+            <w:r>
+              <w:rPr>
+                <w:color w:val="BBBBBB"/>
+                <w:sz w:val="18"/>
+                <w:szCs w:val="18"/>
+              </w:rPr>
+              <w:t xml:space="preserve">____________________________</w:t>
+            </w:r>
+          </w:p>
+          <w:p>
+            <w:pPr>
+              <w:spacing w:after="50" w:before="0"/>
+            </w:pPr>
+            <w:r>
+              <w:rPr>
+                <w:color w:val="BBBBBB"/>
+                <w:sz w:val="18"/>
+                <w:szCs w:val="18"/>
+              </w:rPr>
+              <w:t xml:space="preserve">____________________________</w:t>
+            </w:r>
+          </w:p>
+          <w:p>
+            <w:pPr>
+              <w:spacing w:after="50" w:before="0"/>
+            </w:pPr>
+            <w:r>
+              <w:rPr>
+                <w:color w:val="BBBBBB"/>
+                <w:sz w:val="18"/>
+                <w:szCs w:val="18"/>
+              </w:rPr>
+              <w:t xml:space="preserve">____________________________</w:t>
+            </w:r>
+          </w:p>
+        </w:tc>
+        <w:tc>
+          <w:tcPr>
+            <w:tcW w:type="dxa" w:w="3000"/>
+            <w:shd w:fill="FBF3E2" w:color="auto" w:val="clear"/>
+            <w:tcMar>
+              <w:top w:type="dxa" w:w="80"/>
+              <w:left w:type="dxa" w:w="100"/>
+              <w:bottom w:type="dxa" w:w="80"/>
+              <w:right w:type="dxa" w:w="100"/>
+            </w:tcMar>
+            <w:vAlign w:val="top"/>
+          </w:tcPr>
+          <w:p>
+            <w:pPr>
+              <w:spacing w:after="30" w:before="0"/>
+            </w:pPr>
+            <w:r>
+              <w:rPr>
+                <w:b/>
+                <w:bCs/>
+                <w:color w:val="0F2B3C"/>
+                <w:sz w:val="18"/>
+                <w:szCs w:val="18"/>
+              </w:rPr>
+              <w:t xml:space="preserve">Because... ________________</w:t>
+            </w:r>
+          </w:p>
+          <w:p>
+            <w:pPr>
+              <w:spacing w:after="50" w:before="0"/>
+            </w:pPr>
+            <w:r>
+              <w:rPr>
+                <w:color w:val="BBBBBB"/>
+                <w:sz w:val="18"/>
+                <w:szCs w:val="18"/>
+              </w:rPr>
+              <w:t xml:space="preserve">____________________________</w:t>
+            </w:r>
+          </w:p>
+          <w:p>
+            <w:pPr>
+              <w:spacing w:after="30" w:before="40"/>
+            </w:pPr>
+            <w:r>
+              <w:rPr>
+                <w:b/>
+                <w:bCs/>
+                <w:color w:val="1A6FB5"/>
+                <w:sz w:val="18"/>
+                <w:szCs w:val="18"/>
+              </w:rPr>
+              <w:t xml:space="preserve">Although... _______________</w:t>
+            </w:r>
+          </w:p>
+          <w:p>
+            <w:pPr>
+              <w:spacing w:after="50" w:before="0"/>
+            </w:pPr>
+            <w:r>
+              <w:rPr>
+                <w:color w:val="BBBBBB"/>
+                <w:sz w:val="18"/>
+                <w:szCs w:val="18"/>
+              </w:rPr>
+              <w:t xml:space="preserve">____________________________</w:t>
+            </w:r>
+          </w:p>
+          <w:p>
+            <w:pPr>
+              <w:spacing w:after="30" w:before="40"/>
+            </w:pPr>
+            <w:r>
+              <w:rPr>
+                <w:b/>
+                <w:bCs/>
+                <w:color w:val="7A5400"/>
+                <w:sz w:val="18"/>
+                <w:szCs w:val="18"/>
+              </w:rPr>
+              <w:t xml:space="preserve">Therefore... ______________</w:t>
+            </w:r>
+          </w:p>
+          <w:p>
+            <w:pPr>
+              <w:spacing w:after="50" w:before="0"/>
+            </w:pPr>
+            <w:r>
+              <w:rPr>
+                <w:color w:val="BBBBBB"/>
+                <w:sz w:val="18"/>
+                <w:szCs w:val="18"/>
+              </w:rPr>
+              <w:t xml:space="preserve">____________________________</w:t>
+            </w:r>
+          </w:p>
+        </w:tc>
+      </w:tr>
+    </w:tbl>
     <w:p>
       <w:pPr>
         <w:spacing w:after="60" w:before="0"/>
       </w:pPr>
       <w:r>
-        <w:rPr>
-          <w:i/>
-          <w:iCs/>
-          <w:color w:val="3F4D5C"/>
-          <w:sz w:val="20"/>
-          <w:szCs w:val="20"/>
-        </w:rPr>
-        <w:t xml:space="preserve">C. Una tabla aumenta la misma cantidad en cada fila: (1, 45), (2, 90), (3, 135). ¿Cuánto sube el costo por cada boleto nuevo?</w:t>
-      </w:r>
-    </w:p>
-    <w:p>
-      <w:pPr>
-        <w:spacing w:after="80" w:before="0"/>
-      </w:pPr>
-      <w:r>
-        <w:rPr>
-          <w:color w:val="BBBBBB"/>
-        </w:rPr>
-        <w:t xml:space="preserve">____________________________________________________</w:t>
+        <w:t xml:space="preserve"/>
       </w:r>
     </w:p>
     <w:p>
@@ -730,6 +4391,141 @@
         <w:t xml:space="preserve">____________________________________________________</w:t>
       </w:r>
     </w:p>
+    <w:tbl>
+      <w:tblPr>
+        <w:tblW w:type="dxa" w:w="9360"/>
+        <w:tblBorders>
+          <w:top w:val="single" w:color="C7D2DD" w:sz="6"/>
+          <w:left w:val="single" w:color="C7D2DD" w:sz="6"/>
+          <w:bottom w:val="single" w:color="C7D2DD" w:sz="6"/>
+          <w:right w:val="single" w:color="C7D2DD" w:sz="6"/>
+          <w:insideH w:val="single" w:color="C7D2DD" w:sz="6"/>
+          <w:insideV w:val="single" w:color="C7D2DD" w:sz="6"/>
+        </w:tblBorders>
+      </w:tblPr>
+      <w:tblGrid>
+        <w:gridCol w:w="3120"/>
+        <w:gridCol w:w="3120"/>
+        <w:gridCol w:w="3120"/>
+      </w:tblGrid>
+      <w:tr>
+        <w:trPr>
+          <w:cantSplit/>
+          <w:tblHeader/>
+        </w:trPr>
+        <w:tc>
+          <w:tcPr>
+            <w:tcW w:type="dxa" w:w="9360"/>
+            <w:gridSpan w:val="3"/>
+            <w:shd w:fill="EEF4F8" w:color="auto" w:val="clear"/>
+            <w:tcMar>
+              <w:top w:type="dxa" w:w="60"/>
+              <w:left w:type="dxa" w:w="100"/>
+              <w:bottom w:type="dxa" w:w="60"/>
+              <w:right w:type="dxa" w:w="100"/>
+            </w:tcMar>
+          </w:tcPr>
+          <w:p>
+            <w:pPr>
+              <w:spacing w:after="0" w:before="0"/>
+            </w:pPr>
+            <w:r>
+              <w:rPr>
+                <w:b/>
+                <w:bCs/>
+                <w:color w:val="0F2B3C"/>
+                <w:sz w:val="18"/>
+                <w:szCs w:val="18"/>
+              </w:rPr>
+              <w:t xml:space="preserve">EXIT CHECK · 3-POINT SELF-ASSESSMENT CHECKLIST</w:t>
+            </w:r>
+          </w:p>
+        </w:tc>
+      </w:tr>
+      <w:tr>
+        <w:trPr>
+          <w:cantSplit/>
+        </w:trPr>
+        <w:tc>
+          <w:tcPr>
+            <w:tcW w:type="dxa" w:w="3120"/>
+            <w:tcMar>
+              <w:top w:type="dxa" w:w="80"/>
+              <w:left w:type="dxa" w:w="100"/>
+              <w:bottom w:type="dxa" w:w="80"/>
+              <w:right w:type="dxa" w:w="100"/>
+            </w:tcMar>
+          </w:tcPr>
+          <w:p>
+            <w:pPr>
+              <w:spacing w:after="0" w:before="0"/>
+            </w:pPr>
+            <w:r>
+              <w:rPr>
+                <w:b/>
+                <w:bCs/>
+                <w:color w:val="0F2B3C"/>
+                <w:sz w:val="18"/>
+                <w:szCs w:val="18"/>
+              </w:rPr>
+              <w:t xml:space="preserve">☐ 1. Units &amp; Labels Verified</w:t>
+            </w:r>
+          </w:p>
+        </w:tc>
+        <w:tc>
+          <w:tcPr>
+            <w:tcW w:type="dxa" w:w="3120"/>
+            <w:tcMar>
+              <w:top w:type="dxa" w:w="80"/>
+              <w:left w:type="dxa" w:w="100"/>
+              <w:bottom w:type="dxa" w:w="80"/>
+              <w:right w:type="dxa" w:w="100"/>
+            </w:tcMar>
+          </w:tcPr>
+          <w:p>
+            <w:pPr>
+              <w:spacing w:after="0" w:before="0"/>
+            </w:pPr>
+            <w:r>
+              <w:rPr>
+                <w:b/>
+                <w:bCs/>
+                <w:color w:val="0F2B3C"/>
+                <w:sz w:val="18"/>
+                <w:szCs w:val="18"/>
+              </w:rPr>
+              <w:t xml:space="preserve">☐ 2. Reasoning Stated (Because / Although / Therefore)</w:t>
+            </w:r>
+          </w:p>
+        </w:tc>
+        <w:tc>
+          <w:tcPr>
+            <w:tcW w:type="dxa" w:w="3120"/>
+            <w:tcMar>
+              <w:top w:type="dxa" w:w="80"/>
+              <w:left w:type="dxa" w:w="100"/>
+              <w:bottom w:type="dxa" w:w="80"/>
+              <w:right w:type="dxa" w:w="100"/>
+            </w:tcMar>
+          </w:tcPr>
+          <w:p>
+            <w:pPr>
+              <w:spacing w:after="0" w:before="0"/>
+            </w:pPr>
+            <w:r>
+              <w:rPr>
+                <w:b/>
+                <w:bCs/>
+                <w:color w:val="0F2B3C"/>
+                <w:sz w:val="18"/>
+                <w:szCs w:val="18"/>
+              </w:rPr>
+              <w:t xml:space="preserve">☐ 3. Calculations Double-Checked</w:t>
+            </w:r>
+          </w:p>
+        </w:tc>
+      </w:tr>
+    </w:tbl>
     <w:p>
       <w:pPr>
         <w:spacing w:after="60" w:before="120"/>
